--- a/Offline_AI_Crop_Disease_Diagnosis.docx
+++ b/Offline_AI_Crop_Disease_Diagnosis.docx
@@ -354,7 +354,7 @@
       <w:r>
         <w:drawing>
           <wp:inline xmlns:a="http://schemas.openxmlformats.org/drawingml/2006/main" xmlns:pic="http://schemas.openxmlformats.org/drawingml/2006/picture">
-            <wp:extent cx="5486400" cy="2404677"/>
+            <wp:extent cx="5486400" cy="2972807"/>
             <wp:docPr id="2" name="Picture 2"/>
             <wp:cNvGraphicFramePr>
               <a:graphicFrameLocks noChangeAspect="1"/>
@@ -375,7 +375,7 @@
                   <pic:spPr>
                     <a:xfrm>
                       <a:off x="0" y="0"/>
-                      <a:ext cx="5486400" cy="2404677"/>
+                      <a:ext cx="5486400" cy="2972807"/>
                     </a:xfrm>
                     <a:prstGeom prst="rect"/>
                   </pic:spPr>
@@ -1145,7 +1145,7 @@
           <w:i w:val="0"/>
           <w:sz w:val="22"/>
         </w:rPr>
-        <w:t>This section states the diagnosis problem in explicit notation. Let N denote the number of images and C = 2 the number of classes. Each image i has raw form I_i and a binary label y_i = 1 if the leaf shows NCLB and 0 otherwise. The deterministic preprocessing map produces a normalised tensor; the backbone produces an embedding; a head produces class probabilities.</w:t>
+        <w:t>This section states the diagnosis problem in explicit notation (Table 3). There are N images and C classes (here C = 2). Each image has a raw form and a binary label equal to 1 if the leaf shows NCLB and 0 otherwise. A deterministic preprocessing map produces a normalised tensor; the backbone produces an embedding; and a classification head produces class probabilities.</w:t>
       </w:r>
     </w:p>
     <w:p>
@@ -1210,10 +1210,38 @@
           </w:tcPr>
           <w:p>
             <w:r>
-              <w:rPr>
-                <w:sz w:val="19"/>
-              </w:rPr>
-              <w:t>N</w:t>
+              <w:drawing>
+                <wp:inline xmlns:a="http://schemas.openxmlformats.org/drawingml/2006/main" xmlns:pic="http://schemas.openxmlformats.org/drawingml/2006/picture">
+                  <wp:extent cx="143256" cy="173736"/>
+                  <wp:docPr id="3" name="Picture 3"/>
+                  <wp:cNvGraphicFramePr>
+                    <a:graphicFrameLocks noChangeAspect="1"/>
+                  </wp:cNvGraphicFramePr>
+                  <a:graphic>
+                    <a:graphicData uri="http://schemas.openxmlformats.org/drawingml/2006/picture">
+                      <pic:pic>
+                        <pic:nvPicPr>
+                          <pic:cNvPr id="0" name="sym01.png"/>
+                          <pic:cNvPicPr/>
+                        </pic:nvPicPr>
+                        <pic:blipFill>
+                          <a:blip r:embed="rId11"/>
+                          <a:stretch>
+                            <a:fillRect/>
+                          </a:stretch>
+                        </pic:blipFill>
+                        <pic:spPr>
+                          <a:xfrm>
+                            <a:off x="0" y="0"/>
+                            <a:ext cx="143256" cy="173736"/>
+                          </a:xfrm>
+                          <a:prstGeom prst="rect"/>
+                        </pic:spPr>
+                      </pic:pic>
+                    </a:graphicData>
+                  </a:graphic>
+                </wp:inline>
+              </w:drawing>
             </w:r>
           </w:p>
         </w:tc>
@@ -1226,7 +1254,7 @@
               <w:rPr>
                 <w:sz w:val="19"/>
               </w:rPr>
-              <w:t>Number of images (working set N = 1,821)</w:t>
+              <w:t>Number of images (1,821 in the working set)</w:t>
             </w:r>
           </w:p>
         </w:tc>
@@ -1238,10 +1266,38 @@
           </w:tcPr>
           <w:p>
             <w:r>
-              <w:rPr>
-                <w:sz w:val="19"/>
-              </w:rPr>
-              <w:t>C</w:t>
+              <w:drawing>
+                <wp:inline xmlns:a="http://schemas.openxmlformats.org/drawingml/2006/main" xmlns:pic="http://schemas.openxmlformats.org/drawingml/2006/picture">
+                  <wp:extent cx="137160" cy="173736"/>
+                  <wp:docPr id="4" name="Picture 4"/>
+                  <wp:cNvGraphicFramePr>
+                    <a:graphicFrameLocks noChangeAspect="1"/>
+                  </wp:cNvGraphicFramePr>
+                  <a:graphic>
+                    <a:graphicData uri="http://schemas.openxmlformats.org/drawingml/2006/picture">
+                      <pic:pic>
+                        <pic:nvPicPr>
+                          <pic:cNvPr id="0" name="sym02.png"/>
+                          <pic:cNvPicPr/>
+                        </pic:nvPicPr>
+                        <pic:blipFill>
+                          <a:blip r:embed="rId12"/>
+                          <a:stretch>
+                            <a:fillRect/>
+                          </a:stretch>
+                        </pic:blipFill>
+                        <pic:spPr>
+                          <a:xfrm>
+                            <a:off x="0" y="0"/>
+                            <a:ext cx="137160" cy="173736"/>
+                          </a:xfrm>
+                          <a:prstGeom prst="rect"/>
+                        </pic:spPr>
+                      </pic:pic>
+                    </a:graphicData>
+                  </a:graphic>
+                </wp:inline>
+              </w:drawing>
             </w:r>
           </w:p>
         </w:tc>
@@ -1254,7 +1310,7 @@
               <w:rPr>
                 <w:sz w:val="19"/>
               </w:rPr>
-              <w:t>Number of classes (C = 2: NCLB, other disease)</w:t>
+              <w:t>Number of classes (2: NCLB and other disease)</w:t>
             </w:r>
           </w:p>
         </w:tc>
@@ -1266,10 +1322,38 @@
           </w:tcPr>
           <w:p>
             <w:r>
-              <w:rPr>
-                <w:sz w:val="19"/>
-              </w:rPr>
-              <w:t>I_i, x-tilde_i</w:t>
+              <w:drawing>
+                <wp:inline xmlns:a="http://schemas.openxmlformats.org/drawingml/2006/main" xmlns:pic="http://schemas.openxmlformats.org/drawingml/2006/picture">
+                  <wp:extent cx="341376" cy="182880"/>
+                  <wp:docPr id="5" name="Picture 5"/>
+                  <wp:cNvGraphicFramePr>
+                    <a:graphicFrameLocks noChangeAspect="1"/>
+                  </wp:cNvGraphicFramePr>
+                  <a:graphic>
+                    <a:graphicData uri="http://schemas.openxmlformats.org/drawingml/2006/picture">
+                      <pic:pic>
+                        <pic:nvPicPr>
+                          <pic:cNvPr id="0" name="sym03.png"/>
+                          <pic:cNvPicPr/>
+                        </pic:nvPicPr>
+                        <pic:blipFill>
+                          <a:blip r:embed="rId13"/>
+                          <a:stretch>
+                            <a:fillRect/>
+                          </a:stretch>
+                        </pic:blipFill>
+                        <pic:spPr>
+                          <a:xfrm>
+                            <a:off x="0" y="0"/>
+                            <a:ext cx="341376" cy="182880"/>
+                          </a:xfrm>
+                          <a:prstGeom prst="rect"/>
+                        </pic:spPr>
+                      </pic:pic>
+                    </a:graphicData>
+                  </a:graphic>
+                </wp:inline>
+              </w:drawing>
             </w:r>
           </w:p>
         </w:tc>
@@ -1294,10 +1378,38 @@
           </w:tcPr>
           <w:p>
             <w:r>
-              <w:rPr>
-                <w:sz w:val="19"/>
-              </w:rPr>
-              <w:t>z_i</w:t>
+              <w:drawing>
+                <wp:inline xmlns:a="http://schemas.openxmlformats.org/drawingml/2006/main" xmlns:pic="http://schemas.openxmlformats.org/drawingml/2006/picture">
+                  <wp:extent cx="140208" cy="173736"/>
+                  <wp:docPr id="6" name="Picture 6"/>
+                  <wp:cNvGraphicFramePr>
+                    <a:graphicFrameLocks noChangeAspect="1"/>
+                  </wp:cNvGraphicFramePr>
+                  <a:graphic>
+                    <a:graphicData uri="http://schemas.openxmlformats.org/drawingml/2006/picture">
+                      <pic:pic>
+                        <pic:nvPicPr>
+                          <pic:cNvPr id="0" name="sym04.png"/>
+                          <pic:cNvPicPr/>
+                        </pic:nvPicPr>
+                        <pic:blipFill>
+                          <a:blip r:embed="rId14"/>
+                          <a:stretch>
+                            <a:fillRect/>
+                          </a:stretch>
+                        </pic:blipFill>
+                        <pic:spPr>
+                          <a:xfrm>
+                            <a:off x="0" y="0"/>
+                            <a:ext cx="140208" cy="173736"/>
+                          </a:xfrm>
+                          <a:prstGeom prst="rect"/>
+                        </pic:spPr>
+                      </pic:pic>
+                    </a:graphicData>
+                  </a:graphic>
+                </wp:inline>
+              </w:drawing>
             </w:r>
           </w:p>
         </w:tc>
@@ -1310,7 +1422,7 @@
               <w:rPr>
                 <w:sz w:val="19"/>
               </w:rPr>
-              <w:t>576-dim MobileNetV3 embedding of image i</w:t>
+              <w:t>576-dimensional MobileNetV3 embedding</w:t>
             </w:r>
           </w:p>
         </w:tc>
@@ -1322,10 +1434,38 @@
           </w:tcPr>
           <w:p>
             <w:r>
-              <w:rPr>
-                <w:sz w:val="19"/>
-              </w:rPr>
-              <w:t>y_i</w:t>
+              <w:drawing>
+                <wp:inline xmlns:a="http://schemas.openxmlformats.org/drawingml/2006/main" xmlns:pic="http://schemas.openxmlformats.org/drawingml/2006/picture">
+                  <wp:extent cx="155448" cy="173736"/>
+                  <wp:docPr id="7" name="Picture 7"/>
+                  <wp:cNvGraphicFramePr>
+                    <a:graphicFrameLocks noChangeAspect="1"/>
+                  </wp:cNvGraphicFramePr>
+                  <a:graphic>
+                    <a:graphicData uri="http://schemas.openxmlformats.org/drawingml/2006/picture">
+                      <pic:pic>
+                        <pic:nvPicPr>
+                          <pic:cNvPr id="0" name="sym05.png"/>
+                          <pic:cNvPicPr/>
+                        </pic:nvPicPr>
+                        <pic:blipFill>
+                          <a:blip r:embed="rId15"/>
+                          <a:stretch>
+                            <a:fillRect/>
+                          </a:stretch>
+                        </pic:blipFill>
+                        <pic:spPr>
+                          <a:xfrm>
+                            <a:off x="0" y="0"/>
+                            <a:ext cx="155448" cy="173736"/>
+                          </a:xfrm>
+                          <a:prstGeom prst="rect"/>
+                        </pic:spPr>
+                      </pic:pic>
+                    </a:graphicData>
+                  </a:graphic>
+                </wp:inline>
+              </w:drawing>
             </w:r>
           </w:p>
         </w:tc>
@@ -1338,7 +1478,7 @@
               <w:rPr>
                 <w:sz w:val="19"/>
               </w:rPr>
-              <w:t>Label: 1 if NCLB, else 0</w:t>
+              <w:t>Label: 1 if NCLB, otherwise 0</w:t>
             </w:r>
           </w:p>
         </w:tc>
@@ -1350,10 +1490,38 @@
           </w:tcPr>
           <w:p>
             <w:r>
-              <w:rPr>
-                <w:sz w:val="19"/>
-              </w:rPr>
-              <w:t>p_i</w:t>
+              <w:drawing>
+                <wp:inline xmlns:a="http://schemas.openxmlformats.org/drawingml/2006/main" xmlns:pic="http://schemas.openxmlformats.org/drawingml/2006/picture">
+                  <wp:extent cx="155448" cy="173736"/>
+                  <wp:docPr id="8" name="Picture 8"/>
+                  <wp:cNvGraphicFramePr>
+                    <a:graphicFrameLocks noChangeAspect="1"/>
+                  </wp:cNvGraphicFramePr>
+                  <a:graphic>
+                    <a:graphicData uri="http://schemas.openxmlformats.org/drawingml/2006/picture">
+                      <pic:pic>
+                        <pic:nvPicPr>
+                          <pic:cNvPr id="0" name="sym06.png"/>
+                          <pic:cNvPicPr/>
+                        </pic:nvPicPr>
+                        <pic:blipFill>
+                          <a:blip r:embed="rId16"/>
+                          <a:stretch>
+                            <a:fillRect/>
+                          </a:stretch>
+                        </pic:blipFill>
+                        <pic:spPr>
+                          <a:xfrm>
+                            <a:off x="0" y="0"/>
+                            <a:ext cx="155448" cy="173736"/>
+                          </a:xfrm>
+                          <a:prstGeom prst="rect"/>
+                        </pic:spPr>
+                      </pic:pic>
+                    </a:graphicData>
+                  </a:graphic>
+                </wp:inline>
+              </w:drawing>
             </w:r>
           </w:p>
         </w:tc>
@@ -1378,10 +1546,38 @@
           </w:tcPr>
           <w:p>
             <w:r>
-              <w:rPr>
-                <w:sz w:val="19"/>
-              </w:rPr>
-              <w:t>w_c</w:t>
+              <w:drawing>
+                <wp:inline xmlns:a="http://schemas.openxmlformats.org/drawingml/2006/main" xmlns:pic="http://schemas.openxmlformats.org/drawingml/2006/picture">
+                  <wp:extent cx="207264" cy="173736"/>
+                  <wp:docPr id="9" name="Picture 9"/>
+                  <wp:cNvGraphicFramePr>
+                    <a:graphicFrameLocks noChangeAspect="1"/>
+                  </wp:cNvGraphicFramePr>
+                  <a:graphic>
+                    <a:graphicData uri="http://schemas.openxmlformats.org/drawingml/2006/picture">
+                      <pic:pic>
+                        <pic:nvPicPr>
+                          <pic:cNvPr id="0" name="sym07.png"/>
+                          <pic:cNvPicPr/>
+                        </pic:nvPicPr>
+                        <pic:blipFill>
+                          <a:blip r:embed="rId17"/>
+                          <a:stretch>
+                            <a:fillRect/>
+                          </a:stretch>
+                        </pic:blipFill>
+                        <pic:spPr>
+                          <a:xfrm>
+                            <a:off x="0" y="0"/>
+                            <a:ext cx="207264" cy="173736"/>
+                          </a:xfrm>
+                          <a:prstGeom prst="rect"/>
+                        </pic:spPr>
+                      </pic:pic>
+                    </a:graphicData>
+                  </a:graphic>
+                </wp:inline>
+              </w:drawing>
             </w:r>
           </w:p>
         </w:tc>
@@ -1406,10 +1602,38 @@
           </w:tcPr>
           <w:p>
             <w:r>
-              <w:rPr>
-                <w:sz w:val="19"/>
-              </w:rPr>
-              <w:t>theta</w:t>
+              <w:drawing>
+                <wp:inline xmlns:a="http://schemas.openxmlformats.org/drawingml/2006/main" xmlns:pic="http://schemas.openxmlformats.org/drawingml/2006/picture">
+                  <wp:extent cx="124967" cy="173736"/>
+                  <wp:docPr id="10" name="Picture 10"/>
+                  <wp:cNvGraphicFramePr>
+                    <a:graphicFrameLocks noChangeAspect="1"/>
+                  </wp:cNvGraphicFramePr>
+                  <a:graphic>
+                    <a:graphicData uri="http://schemas.openxmlformats.org/drawingml/2006/picture">
+                      <pic:pic>
+                        <pic:nvPicPr>
+                          <pic:cNvPr id="0" name="sym08.png"/>
+                          <pic:cNvPicPr/>
+                        </pic:nvPicPr>
+                        <pic:blipFill>
+                          <a:blip r:embed="rId18"/>
+                          <a:stretch>
+                            <a:fillRect/>
+                          </a:stretch>
+                        </pic:blipFill>
+                        <pic:spPr>
+                          <a:xfrm>
+                            <a:off x="0" y="0"/>
+                            <a:ext cx="124967" cy="173736"/>
+                          </a:xfrm>
+                          <a:prstGeom prst="rect"/>
+                        </pic:spPr>
+                      </pic:pic>
+                    </a:graphicData>
+                  </a:graphic>
+                </wp:inline>
+              </w:drawing>
             </w:r>
           </w:p>
         </w:tc>
@@ -1460,7 +1684,7 @@
         <w:drawing>
           <wp:inline xmlns:a="http://schemas.openxmlformats.org/drawingml/2006/main" xmlns:pic="http://schemas.openxmlformats.org/drawingml/2006/picture">
             <wp:extent cx="3133344" cy="204216"/>
-            <wp:docPr id="3" name="Picture 3"/>
+            <wp:docPr id="11" name="Picture 11"/>
             <wp:cNvGraphicFramePr>
               <a:graphicFrameLocks noChangeAspect="1"/>
             </wp:cNvGraphicFramePr>
@@ -1472,7 +1696,7 @@
                     <pic:cNvPicPr/>
                   </pic:nvPicPr>
                   <pic:blipFill>
-                    <a:blip r:embed="rId11"/>
+                    <a:blip r:embed="rId19"/>
                     <a:stretch>
                       <a:fillRect/>
                     </a:stretch>
@@ -1511,7 +1735,7 @@
         <w:drawing>
           <wp:inline xmlns:a="http://schemas.openxmlformats.org/drawingml/2006/main" xmlns:pic="http://schemas.openxmlformats.org/drawingml/2006/picture">
             <wp:extent cx="1432560" cy="204216"/>
-            <wp:docPr id="4" name="Picture 4"/>
+            <wp:docPr id="12" name="Picture 12"/>
             <wp:cNvGraphicFramePr>
               <a:graphicFrameLocks noChangeAspect="1"/>
             </wp:cNvGraphicFramePr>
@@ -1523,7 +1747,7 @@
                     <pic:cNvPicPr/>
                   </pic:nvPicPr>
                   <pic:blipFill>
-                    <a:blip r:embed="rId12"/>
+                    <a:blip r:embed="rId20"/>
                     <a:stretch>
                       <a:fillRect/>
                     </a:stretch>
@@ -1562,7 +1786,7 @@
         <w:drawing>
           <wp:inline xmlns:a="http://schemas.openxmlformats.org/drawingml/2006/main" xmlns:pic="http://schemas.openxmlformats.org/drawingml/2006/picture">
             <wp:extent cx="4754880" cy="251835"/>
-            <wp:docPr id="5" name="Picture 5"/>
+            <wp:docPr id="13" name="Picture 13"/>
             <wp:cNvGraphicFramePr>
               <a:graphicFrameLocks noChangeAspect="1"/>
             </wp:cNvGraphicFramePr>
@@ -1574,7 +1798,7 @@
                     <pic:cNvPicPr/>
                   </pic:nvPicPr>
                   <pic:blipFill>
-                    <a:blip r:embed="rId13"/>
+                    <a:blip r:embed="rId21"/>
                     <a:stretch>
                       <a:fillRect/>
                     </a:stretch>
@@ -1613,7 +1837,7 @@
         <w:drawing>
           <wp:inline xmlns:a="http://schemas.openxmlformats.org/drawingml/2006/main" xmlns:pic="http://schemas.openxmlformats.org/drawingml/2006/picture">
             <wp:extent cx="3252216" cy="225552"/>
-            <wp:docPr id="6" name="Picture 6"/>
+            <wp:docPr id="14" name="Picture 14"/>
             <wp:cNvGraphicFramePr>
               <a:graphicFrameLocks noChangeAspect="1"/>
             </wp:cNvGraphicFramePr>
@@ -1625,7 +1849,7 @@
                     <pic:cNvPicPr/>
                   </pic:nvPicPr>
                   <pic:blipFill>
-                    <a:blip r:embed="rId14"/>
+                    <a:blip r:embed="rId22"/>
                     <a:stretch>
                       <a:fillRect/>
                     </a:stretch>
@@ -1678,7 +1902,7 @@
         <w:drawing>
           <wp:inline xmlns:a="http://schemas.openxmlformats.org/drawingml/2006/main" xmlns:pic="http://schemas.openxmlformats.org/drawingml/2006/picture">
             <wp:extent cx="2356104" cy="195072"/>
-            <wp:docPr id="7" name="Picture 7"/>
+            <wp:docPr id="15" name="Picture 15"/>
             <wp:cNvGraphicFramePr>
               <a:graphicFrameLocks noChangeAspect="1"/>
             </wp:cNvGraphicFramePr>
@@ -1690,7 +1914,7 @@
                     <pic:cNvPicPr/>
                   </pic:nvPicPr>
                   <pic:blipFill>
-                    <a:blip r:embed="rId15"/>
+                    <a:blip r:embed="rId23"/>
                     <a:stretch>
                       <a:fillRect/>
                     </a:stretch>
@@ -1729,7 +1953,7 @@
         <w:drawing>
           <wp:inline xmlns:a="http://schemas.openxmlformats.org/drawingml/2006/main" xmlns:pic="http://schemas.openxmlformats.org/drawingml/2006/picture">
             <wp:extent cx="1066800" cy="478536"/>
-            <wp:docPr id="8" name="Picture 8"/>
+            <wp:docPr id="16" name="Picture 16"/>
             <wp:cNvGraphicFramePr>
               <a:graphicFrameLocks noChangeAspect="1"/>
             </wp:cNvGraphicFramePr>
@@ -1741,7 +1965,7 @@
                     <pic:cNvPicPr/>
                   </pic:nvPicPr>
                   <pic:blipFill>
-                    <a:blip r:embed="rId16"/>
+                    <a:blip r:embed="rId24"/>
                     <a:stretch>
                       <a:fillRect/>
                     </a:stretch>
@@ -1794,7 +2018,7 @@
         <w:drawing>
           <wp:inline xmlns:a="http://schemas.openxmlformats.org/drawingml/2006/main" xmlns:pic="http://schemas.openxmlformats.org/drawingml/2006/picture">
             <wp:extent cx="2462784" cy="451104"/>
-            <wp:docPr id="9" name="Picture 9"/>
+            <wp:docPr id="17" name="Picture 17"/>
             <wp:cNvGraphicFramePr>
               <a:graphicFrameLocks noChangeAspect="1"/>
             </wp:cNvGraphicFramePr>
@@ -1806,7 +2030,7 @@
                     <pic:cNvPicPr/>
                   </pic:nvPicPr>
                   <pic:blipFill>
-                    <a:blip r:embed="rId17"/>
+                    <a:blip r:embed="rId25"/>
                     <a:stretch>
                       <a:fillRect/>
                     </a:stretch>
@@ -1845,7 +2069,7 @@
         <w:drawing>
           <wp:inline xmlns:a="http://schemas.openxmlformats.org/drawingml/2006/main" xmlns:pic="http://schemas.openxmlformats.org/drawingml/2006/picture">
             <wp:extent cx="600456" cy="271272"/>
-            <wp:docPr id="10" name="Picture 10"/>
+            <wp:docPr id="18" name="Picture 18"/>
             <wp:cNvGraphicFramePr>
               <a:graphicFrameLocks noChangeAspect="1"/>
             </wp:cNvGraphicFramePr>
@@ -1857,7 +2081,7 @@
                     <pic:cNvPicPr/>
                   </pic:nvPicPr>
                   <pic:blipFill>
-                    <a:blip r:embed="rId18"/>
+                    <a:blip r:embed="rId26"/>
                     <a:stretch>
                       <a:fillRect/>
                     </a:stretch>
@@ -1894,21 +2118,7 @@
           <w:i w:val="0"/>
           <w:sz w:val="22"/>
         </w:rPr>
-        <w:t>On the training partition (N = 1,299; NCLB N_1 = 577, other N_0 = 722) Equation (8) gives w_NCLB = 1,299 / (2 x 577) = 1.126 and w_other = 1,299 / (2 x 722) = 0.900, so blight examples carry about 25% more loss weight than other-disease examples.</w:t>
-      </w:r>
-    </w:p>
-    <w:p>
-      <w:pPr>
-        <w:spacing w:before="40" w:after="120"/>
-        <w:jc w:val="both"/>
-      </w:pPr>
-      <w:r>
-        <w:rPr>
-          <w:b w:val="0"/>
-          <w:i w:val="0"/>
-          <w:sz w:val="22"/>
-        </w:rPr>
-        <w:t>Discrimination and calibration. From the confusion-matrix counts (true/false positives and negatives) the operating metrics are:</w:t>
+        <w:t>On the training partition (N = 1,299, with 577 NCLB and 722 other-disease images), Equation (8) gives:</w:t>
       </w:r>
     </w:p>
     <w:p>
@@ -1923,8 +2133,8 @@
       <w:r>
         <w:drawing>
           <wp:inline xmlns:a="http://schemas.openxmlformats.org/drawingml/2006/main" xmlns:pic="http://schemas.openxmlformats.org/drawingml/2006/picture">
-            <wp:extent cx="1728216" cy="252984"/>
-            <wp:docPr id="11" name="Picture 11"/>
+            <wp:extent cx="3407664" cy="268224"/>
+            <wp:docPr id="19" name="Picture 19"/>
             <wp:cNvGraphicFramePr>
               <a:graphicFrameLocks noChangeAspect="1"/>
             </wp:cNvGraphicFramePr>
@@ -1936,7 +2146,85 @@
                     <pic:cNvPicPr/>
                   </pic:nvPicPr>
                   <pic:blipFill>
-                    <a:blip r:embed="rId19"/>
+                    <a:blip r:embed="rId27"/>
+                    <a:stretch>
+                      <a:fillRect/>
+                    </a:stretch>
+                  </pic:blipFill>
+                  <pic:spPr>
+                    <a:xfrm>
+                      <a:off x="0" y="0"/>
+                      <a:ext cx="3407664" cy="268224"/>
+                    </a:xfrm>
+                    <a:prstGeom prst="rect"/>
+                  </pic:spPr>
+                </pic:pic>
+              </a:graphicData>
+            </a:graphic>
+          </wp:inline>
+        </w:drawing>
+      </w:r>
+      <w:r>
+        <w:rPr>
+          <w:sz w:val="21"/>
+        </w:rPr>
+        <w:tab/>
+      </w:r>
+    </w:p>
+    <w:p>
+      <w:pPr>
+        <w:spacing w:before="40" w:after="120"/>
+        <w:jc w:val="both"/>
+      </w:pPr>
+      <w:r>
+        <w:rPr>
+          <w:b w:val="0"/>
+          <w:i w:val="0"/>
+          <w:sz w:val="22"/>
+        </w:rPr>
+        <w:t>so blight examples carry about 25% more loss weight than other-disease examples.</w:t>
+      </w:r>
+    </w:p>
+    <w:p>
+      <w:pPr>
+        <w:spacing w:before="40" w:after="120"/>
+        <w:jc w:val="both"/>
+      </w:pPr>
+      <w:r>
+        <w:rPr>
+          <w:b w:val="0"/>
+          <w:i w:val="0"/>
+          <w:sz w:val="22"/>
+        </w:rPr>
+        <w:t>Discrimination and calibration. From the confusion-matrix counts (true/false positives and negatives) the operating metrics are:</w:t>
+      </w:r>
+    </w:p>
+    <w:p>
+      <w:pPr>
+        <w:tabs>
+          <w:tab w:pos="8640" w:val="right"/>
+        </w:tabs>
+        <w:spacing w:before="80" w:after="80"/>
+        <w:ind w:left="576"/>
+        <w:jc w:val="left"/>
+      </w:pPr>
+      <w:r>
+        <w:drawing>
+          <wp:inline xmlns:a="http://schemas.openxmlformats.org/drawingml/2006/main" xmlns:pic="http://schemas.openxmlformats.org/drawingml/2006/picture">
+            <wp:extent cx="1728216" cy="252984"/>
+            <wp:docPr id="20" name="Picture 20"/>
+            <wp:cNvGraphicFramePr>
+              <a:graphicFrameLocks noChangeAspect="1"/>
+            </wp:cNvGraphicFramePr>
+            <a:graphic>
+              <a:graphicData uri="http://schemas.openxmlformats.org/drawingml/2006/picture">
+                <pic:pic>
+                  <pic:nvPicPr>
+                    <pic:cNvPr id="0" name="eq10.png"/>
+                    <pic:cNvPicPr/>
+                  </pic:nvPicPr>
+                  <pic:blipFill>
+                    <a:blip r:embed="rId28"/>
                     <a:stretch>
                       <a:fillRect/>
                     </a:stretch>
@@ -1975,7 +2263,7 @@
         <w:drawing>
           <wp:inline xmlns:a="http://schemas.openxmlformats.org/drawingml/2006/main" xmlns:pic="http://schemas.openxmlformats.org/drawingml/2006/picture">
             <wp:extent cx="2538984" cy="252984"/>
-            <wp:docPr id="12" name="Picture 12"/>
+            <wp:docPr id="21" name="Picture 21"/>
             <wp:cNvGraphicFramePr>
               <a:graphicFrameLocks noChangeAspect="1"/>
             </wp:cNvGraphicFramePr>
@@ -1983,11 +2271,11 @@
               <a:graphicData uri="http://schemas.openxmlformats.org/drawingml/2006/picture">
                 <pic:pic>
                   <pic:nvPicPr>
-                    <pic:cNvPr id="0" name="eq10.png"/>
+                    <pic:cNvPr id="0" name="eq11.png"/>
                     <pic:cNvPicPr/>
                   </pic:nvPicPr>
                   <pic:blipFill>
-                    <a:blip r:embed="rId20"/>
+                    <a:blip r:embed="rId29"/>
                     <a:stretch>
                       <a:fillRect/>
                     </a:stretch>
@@ -2026,7 +2314,7 @@
         <w:drawing>
           <wp:inline xmlns:a="http://schemas.openxmlformats.org/drawingml/2006/main" xmlns:pic="http://schemas.openxmlformats.org/drawingml/2006/picture">
             <wp:extent cx="1261872" cy="259080"/>
-            <wp:docPr id="13" name="Picture 13"/>
+            <wp:docPr id="22" name="Picture 22"/>
             <wp:cNvGraphicFramePr>
               <a:graphicFrameLocks noChangeAspect="1"/>
             </wp:cNvGraphicFramePr>
@@ -2034,11 +2322,11 @@
               <a:graphicData uri="http://schemas.openxmlformats.org/drawingml/2006/picture">
                 <pic:pic>
                   <pic:nvPicPr>
-                    <pic:cNvPr id="0" name="eq11.png"/>
+                    <pic:cNvPr id="0" name="eq12.png"/>
                     <pic:cNvPicPr/>
                   </pic:nvPicPr>
                   <pic:blipFill>
-                    <a:blip r:embed="rId21"/>
+                    <a:blip r:embed="rId30"/>
                     <a:stretch>
                       <a:fillRect/>
                     </a:stretch>
@@ -2077,7 +2365,7 @@
         <w:drawing>
           <wp:inline xmlns:a="http://schemas.openxmlformats.org/drawingml/2006/main" xmlns:pic="http://schemas.openxmlformats.org/drawingml/2006/picture">
             <wp:extent cx="1200912" cy="448056"/>
-            <wp:docPr id="14" name="Picture 14"/>
+            <wp:docPr id="23" name="Picture 23"/>
             <wp:cNvGraphicFramePr>
               <a:graphicFrameLocks noChangeAspect="1"/>
             </wp:cNvGraphicFramePr>
@@ -2085,11 +2373,11 @@
               <a:graphicData uri="http://schemas.openxmlformats.org/drawingml/2006/picture">
                 <pic:pic>
                   <pic:nvPicPr>
-                    <pic:cNvPr id="0" name="eq12.png"/>
+                    <pic:cNvPr id="0" name="eq13.png"/>
                     <pic:cNvPicPr/>
                   </pic:nvPicPr>
                   <pic:blipFill>
-                    <a:blip r:embed="rId22"/>
+                    <a:blip r:embed="rId31"/>
                     <a:stretch>
                       <a:fillRect/>
                     </a:stretch>
@@ -2128,7 +2416,7 @@
         <w:drawing>
           <wp:inline xmlns:a="http://schemas.openxmlformats.org/drawingml/2006/main" xmlns:pic="http://schemas.openxmlformats.org/drawingml/2006/picture">
             <wp:extent cx="2246376" cy="256032"/>
-            <wp:docPr id="15" name="Picture 15"/>
+            <wp:docPr id="24" name="Picture 24"/>
             <wp:cNvGraphicFramePr>
               <a:graphicFrameLocks noChangeAspect="1"/>
             </wp:cNvGraphicFramePr>
@@ -2136,11 +2424,11 @@
               <a:graphicData uri="http://schemas.openxmlformats.org/drawingml/2006/picture">
                 <pic:pic>
                   <pic:nvPicPr>
-                    <pic:cNvPr id="0" name="eq13.png"/>
+                    <pic:cNvPr id="0" name="eq14.png"/>
                     <pic:cNvPicPr/>
                   </pic:nvPicPr>
                   <pic:blipFill>
-                    <a:blip r:embed="rId23"/>
+                    <a:blip r:embed="rId32"/>
                     <a:stretch>
                       <a:fillRect/>
                     </a:stretch>
@@ -2179,7 +2467,7 @@
         <w:drawing>
           <wp:inline xmlns:a="http://schemas.openxmlformats.org/drawingml/2006/main" xmlns:pic="http://schemas.openxmlformats.org/drawingml/2006/picture">
             <wp:extent cx="2359152" cy="252984"/>
-            <wp:docPr id="16" name="Picture 16"/>
+            <wp:docPr id="25" name="Picture 25"/>
             <wp:cNvGraphicFramePr>
               <a:graphicFrameLocks noChangeAspect="1"/>
             </wp:cNvGraphicFramePr>
@@ -2187,11 +2475,11 @@
               <a:graphicData uri="http://schemas.openxmlformats.org/drawingml/2006/picture">
                 <pic:pic>
                   <pic:nvPicPr>
-                    <pic:cNvPr id="0" name="eq14.png"/>
+                    <pic:cNvPr id="0" name="eq15.png"/>
                     <pic:cNvPicPr/>
                   </pic:nvPicPr>
                   <pic:blipFill>
-                    <a:blip r:embed="rId24"/>
+                    <a:blip r:embed="rId33"/>
                     <a:stretch>
                       <a:fillRect/>
                     </a:stretch>
@@ -2230,7 +2518,7 @@
         <w:drawing>
           <wp:inline xmlns:a="http://schemas.openxmlformats.org/drawingml/2006/main" xmlns:pic="http://schemas.openxmlformats.org/drawingml/2006/picture">
             <wp:extent cx="3703320" cy="329184"/>
-            <wp:docPr id="17" name="Picture 17"/>
+            <wp:docPr id="26" name="Picture 26"/>
             <wp:cNvGraphicFramePr>
               <a:graphicFrameLocks noChangeAspect="1"/>
             </wp:cNvGraphicFramePr>
@@ -2238,11 +2526,11 @@
               <a:graphicData uri="http://schemas.openxmlformats.org/drawingml/2006/picture">
                 <pic:pic>
                   <pic:nvPicPr>
-                    <pic:cNvPr id="0" name="eq15.png"/>
+                    <pic:cNvPr id="0" name="eq16.png"/>
                     <pic:cNvPicPr/>
                   </pic:nvPicPr>
                   <pic:blipFill>
-                    <a:blip r:embed="rId25"/>
+                    <a:blip r:embed="rId34"/>
                     <a:stretch>
                       <a:fillRect/>
                     </a:stretch>
@@ -2295,7 +2583,7 @@
         <w:drawing>
           <wp:inline xmlns:a="http://schemas.openxmlformats.org/drawingml/2006/main" xmlns:pic="http://schemas.openxmlformats.org/drawingml/2006/picture">
             <wp:extent cx="1133856" cy="341376"/>
-            <wp:docPr id="18" name="Picture 18"/>
+            <wp:docPr id="27" name="Picture 27"/>
             <wp:cNvGraphicFramePr>
               <a:graphicFrameLocks noChangeAspect="1"/>
             </wp:cNvGraphicFramePr>
@@ -2303,11 +2591,11 @@
               <a:graphicData uri="http://schemas.openxmlformats.org/drawingml/2006/picture">
                 <pic:pic>
                   <pic:nvPicPr>
-                    <pic:cNvPr id="0" name="eq16.png"/>
+                    <pic:cNvPr id="0" name="eq17.png"/>
                     <pic:cNvPicPr/>
                   </pic:nvPicPr>
                   <pic:blipFill>
-                    <a:blip r:embed="rId26"/>
+                    <a:blip r:embed="rId35"/>
                     <a:stretch>
                       <a:fillRect/>
                     </a:stretch>
@@ -2346,7 +2634,7 @@
         <w:drawing>
           <wp:inline xmlns:a="http://schemas.openxmlformats.org/drawingml/2006/main" xmlns:pic="http://schemas.openxmlformats.org/drawingml/2006/picture">
             <wp:extent cx="1722120" cy="350520"/>
-            <wp:docPr id="19" name="Picture 19"/>
+            <wp:docPr id="28" name="Picture 28"/>
             <wp:cNvGraphicFramePr>
               <a:graphicFrameLocks noChangeAspect="1"/>
             </wp:cNvGraphicFramePr>
@@ -2354,11 +2642,11 @@
               <a:graphicData uri="http://schemas.openxmlformats.org/drawingml/2006/picture">
                 <pic:pic>
                   <pic:nvPicPr>
-                    <pic:cNvPr id="0" name="eq17.png"/>
+                    <pic:cNvPr id="0" name="eq18.png"/>
                     <pic:cNvPicPr/>
                   </pic:nvPicPr>
                   <pic:blipFill>
-                    <a:blip r:embed="rId27"/>
+                    <a:blip r:embed="rId36"/>
                     <a:stretch>
                       <a:fillRect/>
                     </a:stretch>
@@ -2395,7 +2683,271 @@
           <w:i w:val="0"/>
           <w:sz w:val="22"/>
         </w:rPr>
-        <w:t>Worked example. The fine-tuned model's test confusion matrix is TP = 111, FN = 8, FP = 2, TN = 128 over 249 images. Substituting into Equations (9)-(13): Accuracy = (111 + 128) / 249 = 0.9598; NCLB Recall = 111 / 119 = 0.9328; NCLB Precision = 111 / 113 = 0.9823; F1 = 2 x 0.9823 x 0.9328 / (0.9823 + 0.9328) = 0.9570; Balanced Accuracy = (0.9328 + 128/130) / 2 = 0.9587. With ROC-AUC = 0.989, Equation (15) gives Gini = 2 x 0.989 - 1 = 0.978.</w:t>
+        <w:t>Worked example. The fine-tuned model's test confusion matrix is TP = 111, FN = 8, FP = 2 and TN = 128 over 249 test images. Substituting into Equations (9)-(13):</w:t>
+      </w:r>
+    </w:p>
+    <w:p>
+      <w:pPr>
+        <w:tabs>
+          <w:tab w:pos="8640" w:val="right"/>
+        </w:tabs>
+        <w:spacing w:before="80" w:after="80"/>
+        <w:ind w:left="576"/>
+        <w:jc w:val="left"/>
+      </w:pPr>
+      <w:r>
+        <w:drawing>
+          <wp:inline xmlns:a="http://schemas.openxmlformats.org/drawingml/2006/main" xmlns:pic="http://schemas.openxmlformats.org/drawingml/2006/picture">
+            <wp:extent cx="2026920" cy="259080"/>
+            <wp:docPr id="29" name="Picture 29"/>
+            <wp:cNvGraphicFramePr>
+              <a:graphicFrameLocks noChangeAspect="1"/>
+            </wp:cNvGraphicFramePr>
+            <a:graphic>
+              <a:graphicData uri="http://schemas.openxmlformats.org/drawingml/2006/picture">
+                <pic:pic>
+                  <pic:nvPicPr>
+                    <pic:cNvPr id="0" name="eq19.png"/>
+                    <pic:cNvPicPr/>
+                  </pic:nvPicPr>
+                  <pic:blipFill>
+                    <a:blip r:embed="rId37"/>
+                    <a:stretch>
+                      <a:fillRect/>
+                    </a:stretch>
+                  </pic:blipFill>
+                  <pic:spPr>
+                    <a:xfrm>
+                      <a:off x="0" y="0"/>
+                      <a:ext cx="2026920" cy="259080"/>
+                    </a:xfrm>
+                    <a:prstGeom prst="rect"/>
+                  </pic:spPr>
+                </pic:pic>
+              </a:graphicData>
+            </a:graphic>
+          </wp:inline>
+        </w:drawing>
+      </w:r>
+      <w:r>
+        <w:rPr>
+          <w:sz w:val="21"/>
+        </w:rPr>
+        <w:tab/>
+      </w:r>
+    </w:p>
+    <w:p>
+      <w:pPr>
+        <w:tabs>
+          <w:tab w:pos="8640" w:val="right"/>
+        </w:tabs>
+        <w:spacing w:before="80" w:after="80"/>
+        <w:ind w:left="576"/>
+        <w:jc w:val="left"/>
+      </w:pPr>
+      <w:r>
+        <w:drawing>
+          <wp:inline xmlns:a="http://schemas.openxmlformats.org/drawingml/2006/main" xmlns:pic="http://schemas.openxmlformats.org/drawingml/2006/picture">
+            <wp:extent cx="4056888" cy="252984"/>
+            <wp:docPr id="30" name="Picture 30"/>
+            <wp:cNvGraphicFramePr>
+              <a:graphicFrameLocks noChangeAspect="1"/>
+            </wp:cNvGraphicFramePr>
+            <a:graphic>
+              <a:graphicData uri="http://schemas.openxmlformats.org/drawingml/2006/picture">
+                <pic:pic>
+                  <pic:nvPicPr>
+                    <pic:cNvPr id="0" name="eq20.png"/>
+                    <pic:cNvPicPr/>
+                  </pic:nvPicPr>
+                  <pic:blipFill>
+                    <a:blip r:embed="rId38"/>
+                    <a:stretch>
+                      <a:fillRect/>
+                    </a:stretch>
+                  </pic:blipFill>
+                  <pic:spPr>
+                    <a:xfrm>
+                      <a:off x="0" y="0"/>
+                      <a:ext cx="4056888" cy="252984"/>
+                    </a:xfrm>
+                    <a:prstGeom prst="rect"/>
+                  </pic:spPr>
+                </pic:pic>
+              </a:graphicData>
+            </a:graphic>
+          </wp:inline>
+        </w:drawing>
+      </w:r>
+      <w:r>
+        <w:rPr>
+          <w:sz w:val="21"/>
+        </w:rPr>
+        <w:tab/>
+      </w:r>
+    </w:p>
+    <w:p>
+      <w:pPr>
+        <w:tabs>
+          <w:tab w:pos="8640" w:val="right"/>
+        </w:tabs>
+        <w:spacing w:before="80" w:after="80"/>
+        <w:ind w:left="576"/>
+        <w:jc w:val="left"/>
+      </w:pPr>
+      <w:r>
+        <w:drawing>
+          <wp:inline xmlns:a="http://schemas.openxmlformats.org/drawingml/2006/main" xmlns:pic="http://schemas.openxmlformats.org/drawingml/2006/picture">
+            <wp:extent cx="2023872" cy="259080"/>
+            <wp:docPr id="31" name="Picture 31"/>
+            <wp:cNvGraphicFramePr>
+              <a:graphicFrameLocks noChangeAspect="1"/>
+            </wp:cNvGraphicFramePr>
+            <a:graphic>
+              <a:graphicData uri="http://schemas.openxmlformats.org/drawingml/2006/picture">
+                <pic:pic>
+                  <pic:nvPicPr>
+                    <pic:cNvPr id="0" name="eq21.png"/>
+                    <pic:cNvPicPr/>
+                  </pic:nvPicPr>
+                  <pic:blipFill>
+                    <a:blip r:embed="rId39"/>
+                    <a:stretch>
+                      <a:fillRect/>
+                    </a:stretch>
+                  </pic:blipFill>
+                  <pic:spPr>
+                    <a:xfrm>
+                      <a:off x="0" y="0"/>
+                      <a:ext cx="2023872" cy="259080"/>
+                    </a:xfrm>
+                    <a:prstGeom prst="rect"/>
+                  </pic:spPr>
+                </pic:pic>
+              </a:graphicData>
+            </a:graphic>
+          </wp:inline>
+        </w:drawing>
+      </w:r>
+      <w:r>
+        <w:rPr>
+          <w:sz w:val="21"/>
+        </w:rPr>
+        <w:tab/>
+      </w:r>
+    </w:p>
+    <w:p>
+      <w:pPr>
+        <w:tabs>
+          <w:tab w:pos="8640" w:val="right"/>
+        </w:tabs>
+        <w:spacing w:before="80" w:after="80"/>
+        <w:ind w:left="576"/>
+        <w:jc w:val="left"/>
+      </w:pPr>
+      <w:r>
+        <w:drawing>
+          <wp:inline xmlns:a="http://schemas.openxmlformats.org/drawingml/2006/main" xmlns:pic="http://schemas.openxmlformats.org/drawingml/2006/picture">
+            <wp:extent cx="2868168" cy="259080"/>
+            <wp:docPr id="32" name="Picture 32"/>
+            <wp:cNvGraphicFramePr>
+              <a:graphicFrameLocks noChangeAspect="1"/>
+            </wp:cNvGraphicFramePr>
+            <a:graphic>
+              <a:graphicData uri="http://schemas.openxmlformats.org/drawingml/2006/picture">
+                <pic:pic>
+                  <pic:nvPicPr>
+                    <pic:cNvPr id="0" name="eq22.png"/>
+                    <pic:cNvPicPr/>
+                  </pic:nvPicPr>
+                  <pic:blipFill>
+                    <a:blip r:embed="rId40"/>
+                    <a:stretch>
+                      <a:fillRect/>
+                    </a:stretch>
+                  </pic:blipFill>
+                  <pic:spPr>
+                    <a:xfrm>
+                      <a:off x="0" y="0"/>
+                      <a:ext cx="2868168" cy="259080"/>
+                    </a:xfrm>
+                    <a:prstGeom prst="rect"/>
+                  </pic:spPr>
+                </pic:pic>
+              </a:graphicData>
+            </a:graphic>
+          </wp:inline>
+        </w:drawing>
+      </w:r>
+      <w:r>
+        <w:rPr>
+          <w:sz w:val="21"/>
+        </w:rPr>
+        <w:tab/>
+      </w:r>
+    </w:p>
+    <w:p>
+      <w:pPr>
+        <w:spacing w:before="40" w:after="120"/>
+        <w:jc w:val="both"/>
+      </w:pPr>
+      <w:r>
+        <w:rPr>
+          <w:b w:val="0"/>
+          <w:i w:val="0"/>
+          <w:sz w:val="22"/>
+        </w:rPr>
+        <w:t>and, with ROC-AUC = 0.989, Equation (15) gives:</w:t>
+      </w:r>
+    </w:p>
+    <w:p>
+      <w:pPr>
+        <w:tabs>
+          <w:tab w:pos="8640" w:val="right"/>
+        </w:tabs>
+        <w:spacing w:before="80" w:after="80"/>
+        <w:ind w:left="576"/>
+        <w:jc w:val="left"/>
+      </w:pPr>
+      <w:r>
+        <w:drawing>
+          <wp:inline xmlns:a="http://schemas.openxmlformats.org/drawingml/2006/main" xmlns:pic="http://schemas.openxmlformats.org/drawingml/2006/picture">
+            <wp:extent cx="1990344" cy="192024"/>
+            <wp:docPr id="33" name="Picture 33"/>
+            <wp:cNvGraphicFramePr>
+              <a:graphicFrameLocks noChangeAspect="1"/>
+            </wp:cNvGraphicFramePr>
+            <a:graphic>
+              <a:graphicData uri="http://schemas.openxmlformats.org/drawingml/2006/picture">
+                <pic:pic>
+                  <pic:nvPicPr>
+                    <pic:cNvPr id="0" name="eq23.png"/>
+                    <pic:cNvPicPr/>
+                  </pic:nvPicPr>
+                  <pic:blipFill>
+                    <a:blip r:embed="rId41"/>
+                    <a:stretch>
+                      <a:fillRect/>
+                    </a:stretch>
+                  </pic:blipFill>
+                  <pic:spPr>
+                    <a:xfrm>
+                      <a:off x="0" y="0"/>
+                      <a:ext cx="1990344" cy="192024"/>
+                    </a:xfrm>
+                    <a:prstGeom prst="rect"/>
+                  </pic:spPr>
+                </pic:pic>
+              </a:graphicData>
+            </a:graphic>
+          </wp:inline>
+        </w:drawing>
+      </w:r>
+      <w:r>
+        <w:rPr>
+          <w:sz w:val="21"/>
+        </w:rPr>
+        <w:tab/>
       </w:r>
     </w:p>
     <w:p>
@@ -3202,7 +3754,7 @@
         <w:drawing>
           <wp:inline xmlns:a="http://schemas.openxmlformats.org/drawingml/2006/main" xmlns:pic="http://schemas.openxmlformats.org/drawingml/2006/picture">
             <wp:extent cx="5486400" cy="2380434"/>
-            <wp:docPr id="20" name="Picture 20"/>
+            <wp:docPr id="34" name="Picture 34"/>
             <wp:cNvGraphicFramePr>
               <a:graphicFrameLocks noChangeAspect="1"/>
             </wp:cNvGraphicFramePr>
@@ -3214,7 +3766,7 @@
                     <pic:cNvPicPr/>
                   </pic:nvPicPr>
                   <pic:blipFill>
-                    <a:blip r:embed="rId28"/>
+                    <a:blip r:embed="rId42"/>
                     <a:stretch>
                       <a:fillRect/>
                     </a:stretch>
@@ -3647,7 +4199,7 @@
         <w:drawing>
           <wp:inline xmlns:a="http://schemas.openxmlformats.org/drawingml/2006/main" xmlns:pic="http://schemas.openxmlformats.org/drawingml/2006/picture">
             <wp:extent cx="5486400" cy="2983121"/>
-            <wp:docPr id="21" name="Picture 21"/>
+            <wp:docPr id="35" name="Picture 35"/>
             <wp:cNvGraphicFramePr>
               <a:graphicFrameLocks noChangeAspect="1"/>
             </wp:cNvGraphicFramePr>
@@ -3659,7 +4211,7 @@
                     <pic:cNvPicPr/>
                   </pic:nvPicPr>
                   <pic:blipFill>
-                    <a:blip r:embed="rId29"/>
+                    <a:blip r:embed="rId43"/>
                     <a:stretch>
                       <a:fillRect/>
                     </a:stretch>
@@ -3701,7 +4253,7 @@
         <w:drawing>
           <wp:inline xmlns:a="http://schemas.openxmlformats.org/drawingml/2006/main" xmlns:pic="http://schemas.openxmlformats.org/drawingml/2006/picture">
             <wp:extent cx="5486400" cy="2035213"/>
-            <wp:docPr id="22" name="Picture 22"/>
+            <wp:docPr id="36" name="Picture 36"/>
             <wp:cNvGraphicFramePr>
               <a:graphicFrameLocks noChangeAspect="1"/>
             </wp:cNvGraphicFramePr>
@@ -3713,7 +4265,7 @@
                     <pic:cNvPicPr/>
                   </pic:nvPicPr>
                   <pic:blipFill>
-                    <a:blip r:embed="rId30"/>
+                    <a:blip r:embed="rId44"/>
                     <a:stretch>
                       <a:fillRect/>
                     </a:stretch>
@@ -3755,7 +4307,7 @@
         <w:drawing>
           <wp:inline xmlns:a="http://schemas.openxmlformats.org/drawingml/2006/main" xmlns:pic="http://schemas.openxmlformats.org/drawingml/2006/picture">
             <wp:extent cx="5486400" cy="5106889"/>
-            <wp:docPr id="23" name="Picture 23"/>
+            <wp:docPr id="37" name="Picture 37"/>
             <wp:cNvGraphicFramePr>
               <a:graphicFrameLocks noChangeAspect="1"/>
             </wp:cNvGraphicFramePr>
@@ -3767,7 +4319,7 @@
                     <pic:cNvPicPr/>
                   </pic:nvPicPr>
                   <pic:blipFill>
-                    <a:blip r:embed="rId31"/>
+                    <a:blip r:embed="rId45"/>
                     <a:stretch>
                       <a:fillRect/>
                     </a:stretch>
@@ -3981,7 +4533,7 @@
         <w:drawing>
           <wp:inline xmlns:a="http://schemas.openxmlformats.org/drawingml/2006/main" xmlns:pic="http://schemas.openxmlformats.org/drawingml/2006/picture">
             <wp:extent cx="5486400" cy="2583112"/>
-            <wp:docPr id="24" name="Picture 24"/>
+            <wp:docPr id="38" name="Picture 38"/>
             <wp:cNvGraphicFramePr>
               <a:graphicFrameLocks noChangeAspect="1"/>
             </wp:cNvGraphicFramePr>
@@ -3993,7 +4545,7 @@
                     <pic:cNvPicPr/>
                   </pic:nvPicPr>
                   <pic:blipFill>
-                    <a:blip r:embed="rId32"/>
+                    <a:blip r:embed="rId46"/>
                     <a:stretch>
                       <a:fillRect/>
                     </a:stretch>
@@ -4063,7 +4615,7 @@
         <w:drawing>
           <wp:inline xmlns:a="http://schemas.openxmlformats.org/drawingml/2006/main" xmlns:pic="http://schemas.openxmlformats.org/drawingml/2006/picture">
             <wp:extent cx="5486400" cy="3492045"/>
-            <wp:docPr id="25" name="Picture 25"/>
+            <wp:docPr id="39" name="Picture 39"/>
             <wp:cNvGraphicFramePr>
               <a:graphicFrameLocks noChangeAspect="1"/>
             </wp:cNvGraphicFramePr>
@@ -4075,7 +4627,7 @@
                     <pic:cNvPicPr/>
                   </pic:nvPicPr>
                   <pic:blipFill>
-                    <a:blip r:embed="rId33"/>
+                    <a:blip r:embed="rId47"/>
                     <a:stretch>
                       <a:fillRect/>
                     </a:stretch>
@@ -4117,7 +4669,7 @@
         <w:drawing>
           <wp:inline xmlns:a="http://schemas.openxmlformats.org/drawingml/2006/main" xmlns:pic="http://schemas.openxmlformats.org/drawingml/2006/picture">
             <wp:extent cx="5486400" cy="2330703"/>
-            <wp:docPr id="26" name="Picture 26"/>
+            <wp:docPr id="40" name="Picture 40"/>
             <wp:cNvGraphicFramePr>
               <a:graphicFrameLocks noChangeAspect="1"/>
             </wp:cNvGraphicFramePr>
@@ -4129,7 +4681,7 @@
                     <pic:cNvPicPr/>
                   </pic:nvPicPr>
                   <pic:blipFill>
-                    <a:blip r:embed="rId34"/>
+                    <a:blip r:embed="rId48"/>
                     <a:stretch>
                       <a:fillRect/>
                     </a:stretch>
@@ -4171,7 +4723,7 @@
         <w:drawing>
           <wp:inline xmlns:a="http://schemas.openxmlformats.org/drawingml/2006/main" xmlns:pic="http://schemas.openxmlformats.org/drawingml/2006/picture">
             <wp:extent cx="5486400" cy="2330703"/>
-            <wp:docPr id="27" name="Picture 27"/>
+            <wp:docPr id="41" name="Picture 41"/>
             <wp:cNvGraphicFramePr>
               <a:graphicFrameLocks noChangeAspect="1"/>
             </wp:cNvGraphicFramePr>
@@ -4183,7 +4735,7 @@
                     <pic:cNvPicPr/>
                   </pic:nvPicPr>
                   <pic:blipFill>
-                    <a:blip r:embed="rId35"/>
+                    <a:blip r:embed="rId49"/>
                     <a:stretch>
                       <a:fillRect/>
                     </a:stretch>

--- a/Offline_AI_Crop_Disease_Diagnosis.docx
+++ b/Offline_AI_Crop_Disease_Diagnosis.docx
@@ -158,7 +158,7 @@
         <w:rPr>
           <w:sz w:val="21"/>
         </w:rPr>
-        <w:t>Crop losses to pest and disease outbreaks threaten food security across rural Zimbabwe, where agriculture supports roughly 70% of the population and where Fourth Industrial Revolution technologies are increasingly promoted as drivers of inclusive development and progress towards the Sustainable Development Goals. Existing digital advisory tools predominantly require internet connectivity and are tailored to large commercial operations, leaving smallholder farmers in low-connectivity areas dependent on overstretched extension officers and informal, unverified advice. This paper presents an offline, on-device artificial-intelligence pipeline for precision crop disease diagnosis, demonstrated on Northern Corn Leaf Blight (NCLB) in maize. A locally trained convolutional neural network performs inference directly on a smartphone, so a farmer can photograph an affected leaf and obtain a diagnosis with no network access. The diagnostic engine is built by transfer learning on a lightweight MobileNetV3-Small backbone pretrained on ImageNet and is evaluated on a dataset of 1,821 field-collected maize-leaf images in which the non-NCLB class consists of other maize diseases rather than healthy foliage, forcing the model to distinguish NCLB's characteristic tan, cigar-shaped lesions from other disease symptoms. Two routes are compared on an identical, leakage-free, group-aware test partition: classical classifiers trained on frozen 576-dimensional embeddings, and an end-to-end fine-tuned network with data augmentation and class-weighted loss. The fine-tuned model attains test accuracy 96.0%, balanced accuracy 0.959, macro-F1 0.960 and ROC-AUC 0.989, while a support-vector classifier on frozen embeddings reaches test ROC-AUC 0.998. Grad-CAM attributions confirm that predictions are driven by lesion regions. Because the quantised model is only a few megabytes and runs on a CPU, the system is deployable on low-cost phones entirely offline, with treatment guidance delivered in English, Shona and Ndebele. The work aligns with Zimbabwe's National AI Strategy (2026-2030) and advances SDG 2 (Zero Hunger) and SDG 9 (Industry, Innovation and Infrastructure).</w:t>
+        <w:t>Crop losses to pest and disease outbreaks threaten food security across rural Zimbabwe, where agriculture supports roughly 70% of the population and where Fourth Industrial Revolution technologies are increasingly promoted as drivers of inclusive development and progress towards the Sustainable Development Goals. Existing digital advisory tools predominantly require internet connectivity and are tailored to large commercial operations, leaving smallholder farmers in low-connectivity areas dependent on overstretched extension officers and informal, unverified advice. This paper presents an offline, on-device artificial-intelligence pipeline for precision crop disease diagnosis, demonstrated on Northern Corn Leaf Blight (NCLB) in maize. A locally trained convolutional neural network performs inference directly on a smartphone, so a farmer can photograph an affected leaf and obtain a diagnosis with no network access. The diagnostic engine is built by transfer learning on a lightweight MobileNetV3-Small backbone pretrained on ImageNet and is evaluated on a dataset of 1,821 field-collected maize-leaf images, framed as a binary NCLB versus non-NCLB classification task that requires the model to recognise NCLB's characteristic tan, cigar-shaped lesions. Two routes are compared on an identical, leakage-free, group-aware test partition: classical classifiers trained on frozen 576-dimensional embeddings, and an end-to-end fine-tuned network with data augmentation and class-weighted loss. The fine-tuned model attains test accuracy 96.0%, balanced accuracy 0.959 and macro-F1 0.960, while a support-vector classifier on frozen embeddings achieves near-perfect class separation. Grad-CAM attributions confirm that predictions are driven by lesion regions. Because the quantised model is only a few megabytes and runs on a CPU, the system is deployable on low-cost phones entirely offline, with treatment guidance delivered in English, Shona and Ndebele. The work aligns with Zimbabwe's National AI Strategy (2026-2030) and advances SDG 2 (Zero Hunger) and SDG 9 (Industry, Innovation and Infrastructure).</w:t>
       </w:r>
     </w:p>
     <w:p>
@@ -205,7 +205,7 @@
           <w:i w:val="0"/>
           <w:sz w:val="22"/>
         </w:rPr>
-        <w:t>Zimbabwe was once regarded as a regional breadbasket, but that standing has eroded markedly, and with it the country's food security. Agriculture remains the backbone of the economy, employing roughly 60-70% of the workforce and supporting about 70% of the population, predominantly through smallholder maize (FAO, 2021a; Milling MEA, 2024). Yet repeated shocks have turned a former surplus producer into a recurrent importer: the 2023/24 El Nino drought cut national maize output to roughly 1.5 million tonnes, leaving a deficit of nearly 700,000 tonnes (USDA FAS, 2024) and prompting a national state of disaster, with around 6 million people projected to be food insecure during the 2024-2025 lean season (OCHA, 2024). This fragility sits within a much larger crop-health problem. Globally, the FAO estimates that up to 40% of crop production is lost to pests and diseases each year, at a cost exceeding US$220 billion (FAO, 2021b), and maize alone loses an estimated 22.5% of its potential yield to pathogens and pests, with the heaviest burden falling on food-deficit regions with fast-growing populations (Savary et al., 2019). In sub-Saharan Africa, where maize is a staple for some 300 million people and is grown overwhelmingly by smallholders (CABI, 2024), the fall armyworm alone could destroy 8.3-20.6 million tonnes of maize a year across twelve countries in the absence of control (Day et al., 2017); in Zimbabwe it has been projected to cut national output by around 264,000 tonnes annually (Rwomushana et al., 2018), with affected households roughly 12% more likely to experience hunger (Tambo et al., 2020). Among foliar diseases of maize, Northern Corn Leaf Blight (NCLB), caused by Exserohilum turcicum, is one of the most damaging worldwide, capable of reducing grain yield by 30-50% when it establishes early in the season (Jackson-Ziems, 2014), which makes its rapid, accurate identification a high-value intervention.</w:t>
+        <w:t>Zimbabwe was once regarded as a regional breadbasket, but that standing has eroded markedly, and with it the country's food security (Milling MEA, 2024). Agriculture remains the backbone of the economy, employing roughly 60-70% of the workforce and supporting about 70% of the population, predominantly through smallholder maize (FAO, 2021a). Yet repeated shocks have turned a former surplus producer into a recurrent importer: the 2023/24 El Nino drought cut national maize output to roughly 1.5 million tonnes, leaving a deficit of nearly 700,000 tonnes (USDA FAS, 2024) and prompting a national state of disaster, with around 6 million people projected to be food insecure during the 2024-2025 lean season (OCHA, 2024). This fragility sits within a much larger crop-health problem. Globally, the FAO estimates that up to 40% of crop production is lost to pests and diseases each year, at a cost exceeding US$220 billion (FAO, 2021b), and maize alone loses an estimated 22.5% of its potential yield to pathogens and pests, with the heaviest burden falling on food-deficit regions with fast-growing populations (Savary et al., 2019). In sub-Saharan Africa, where maize is a staple for some 300 million people and is grown overwhelmingly by smallholders (CABI, 2024), the fall armyworm alone could destroy 8.3-20.6 million tonnes of maize a year across twelve countries in the absence of control (Day et al., 2017); in Zimbabwe it has been projected to cut national output by around 264,000 tonnes annually (Rwomushana et al., 2018), with affected households roughly 12% more likely to experience hunger (Tambo et al., 2020). Among foliar diseases of maize, Northern Corn Leaf Blight (NCLB), caused by Exserohilum turcicum, is one of the most damaging worldwide, capable of reducing grain yield by 30-50% when it establishes early in the season (Jackson-Ziems, 2014), which makes its rapid, accurate identification a high-value intervention.</w:t>
       </w:r>
     </w:p>
     <w:p>
@@ -275,7 +275,7 @@
           <w:i w:val="0"/>
           <w:sz w:val="22"/>
         </w:rPr>
-        <w:t>This study treats crop disease diagnosis as an image-classification problem and demonstrates an offline-first design on the binary task of distinguishing NCLB from other maize diseases. The choice of negatives is deliberate. A model trained to separate diseased from healthy leaves can succeed by detecting any departure from green, healthy tissue; such a model is of little clinical value because the difficult decisions in the field are between diseases that look superficially similar. By composing the non-NCLB class entirely from other maize diseases, the task forces the network to learn the specific morphology of blight lesions rather than a generic healthy-versus-diseased cue.</w:t>
+        <w:t>This study treats NCLB detection as a binary image-classification problem, NCLB versus non-NCLB maize-leaf images, and demonstrates an offline-first design. The objective is for the network to learn the specific morphology of NCLB, the long, tan, cigar-shaped necrotic lesions, directly from a leaf photograph captured under ordinary field conditions.</w:t>
       </w:r>
     </w:p>
     <w:p>
@@ -289,7 +289,7 @@
           <w:i w:val="0"/>
           <w:sz w:val="22"/>
         </w:rPr>
-        <w:t>The contribution of this paper is fourfold and aligns with the JRISS prototype-demonstration category. First, it curates a field-collected maize-leaf dataset in which the negative class comprises other diseases, providing a realistic and demanding benchmark. Second, it adopts a leakage-free, group-aware evaluation in which all images originating from the same physical leaf are confined to a single data partition, so reported scores reflect generalisation to unseen plants rather than memorisation. Third, it compares two transfer-learning routes, frozen-embedding classical classifiers and an end-to-end fine-tuned CNN, under identical evaluation. Fourth, it couples interpretability (Grad-CAM) with a concrete offline deployment architecture suitable for low-cost smartphones, in direct response to the policy direction of Zimbabwe's National AI Strategy (2026-2030).</w:t>
+        <w:t>The contribution of this paper is fourfold and aligns with the JRISS prototype-demonstration category. First, it curates a field-collected maize-leaf dataset for binary NCLB detection, providing a realistic, field-collected benchmark. Second, it adopts a leakage-free, group-aware evaluation in which all images originating from the same physical leaf are confined to a single data partition, so reported scores reflect generalisation to unseen plants rather than memorisation. Third, it compares two transfer-learning routes, frozen-embedding classical classifiers and an end-to-end fine-tuned CNN, under identical evaluation. Fourth, it couples interpretability (Grad-CAM) with a concrete offline deployment architecture suitable for low-cost smartphones, in direct response to the policy direction of Zimbabwe's National AI Strategy (2026-2030).</w:t>
       </w:r>
     </w:p>
     <w:p>
@@ -343,7 +343,7 @@
           <w:i/>
           <w:sz w:val="18"/>
         </w:rPr>
-        <w:t>Figure 1. Dataset composition: class balance (NCLB versus other maize diseases) and the fixed train/validation/test partition. Source: study exploratory analysis, June 2026.</w:t>
+        <w:t>Figure 1. Dataset composition: class balance (NCLB versus non-NCLB) and the fixed train/validation/test partition. Source: study exploratory analysis, June 2026.</w:t>
       </w:r>
     </w:p>
     <w:p>
@@ -397,7 +397,7 @@
           <w:i/>
           <w:sz w:val="18"/>
         </w:rPr>
-        <w:t>Figure 2. Representative dataset samples: NCLB lesions (top row) versus other maize diseases (bottom row), each centre-cropped and resized to 224x224 pixels. Source: study dataset.</w:t>
+        <w:t>Figure 2. Representative dataset samples: NCLB (top row) versus non-NCLB (bottom row), each centre-cropped and resized to 224x224 pixels. Source: study dataset.</w:t>
       </w:r>
     </w:p>
     <w:p>
@@ -710,7 +710,7 @@
           <w:i w:val="0"/>
           <w:sz w:val="22"/>
         </w:rPr>
-        <w:t>A prototype-demonstration approach was adopted using field-collected maize-leaf photographs representative of conditions a deployed application would encounter. The working dataset contains 1,821 images, each centre-cropped to a square and resized to 224x224 pixels. The positive class is NCLB; the negative class consists of other maize diseases. Every image is tagged with the identifier of the source leaf it derives from, and this identifier is used as the grouping key for partitioning. Data-quality checks confirmed that every labelled file is present and that no source leaf spans more than one partition.</w:t>
+        <w:t>A prototype-demonstration approach was adopted using field-collected maize-leaf photographs representative of conditions a deployed application would encounter. The working dataset contains 1,821 images, each centre-cropped to a square and resized to 224x224 pixels. The positive class is NCLB; the negative class is non-NCLB maize leaves. Every image is tagged with the identifier of the source leaf it derives from, and this identifier is used as the grouping key for partitioning. Data-quality checks confirmed that every labelled file is present and that no source leaf spans more than one partition.</w:t>
       </w:r>
     </w:p>
     <w:p>
@@ -847,7 +847,7 @@
               <w:rPr>
                 <w:sz w:val="19"/>
               </w:rPr>
-              <w:t>NCLB 827 (45.4%) | Other diseases 994 (54.6%)</w:t>
+              <w:t>NCLB 827 (45.4%) | non-NCLB 994 (54.6%)</w:t>
             </w:r>
           </w:p>
         </w:tc>
@@ -1061,7 +1061,7 @@
           <w:i w:val="0"/>
           <w:sz w:val="22"/>
         </w:rPr>
-        <w:t>Route A (frozen embeddings). Every image is passed once through MobileNetV3-Small with its classifier removed, yielding a 576-dimensional embedding. Logistic regression, linear and RBF support-vector machines, a random forest, and histogram gradient boosting are trained on these embeddings (using the scikit-learn library); the best model is selected by validation ROC-AUC and evaluated once on the test set. Route B (fine-tuned CNN). The same backbone is fine-tuned end-to-end in PyTorch (Ansel et al., 2024): early blocks are frozen, the final blocks and a fresh two-class head are trained with class-weighted cross-entropy, the AdamW optimiser with cosine annealing, and early stopping on validation ROC-AUC. Both routes are evaluated on the identical group-aware partition.</w:t>
+        <w:t>Route A (frozen embeddings). Every image is passed once through MobileNetV3-Small with its classifier removed, yielding a 576-dimensional embedding. Logistic regression, linear and RBF support-vector machines, a random forest, and histogram gradient boosting are trained on these embeddings (using the scikit-learn library); the best model is selected by validation balanced accuracy and evaluated once on the test set. Route B (fine-tuned CNN). The same backbone is fine-tuned end-to-end in PyTorch (Ansel et al., 2024): early blocks are frozen, the final blocks and a fresh two-class head are trained with class-weighted cross-entropy, the AdamW optimiser with cosine annealing, and early stopping on validation balanced accuracy. Both routes are evaluated on the identical group-aware partition.</w:t>
       </w:r>
     </w:p>
     <w:p>
@@ -1089,7 +1089,7 @@
           <w:i w:val="0"/>
           <w:sz w:val="22"/>
         </w:rPr>
-        <w:t>Model quality is assessed using accuracy, balanced accuracy, per-class and macro-averaged precision/recall/F1, ROC-AUC, PR-AUC, the Gini coefficient, and the confusion matrix (Hicks et al., 2022). Interpretability is assessed with Grad-CAM. A fixed random seed (42) governs splitting, augmentation and training for reproducibility, and the group-aware partition is asserted to contain no shared source leaf across splits.</w:t>
+        <w:t>Model quality is assessed using accuracy, balanced accuracy, per-class and macro-averaged precision/recall/F1, PR-AUC, and the confusion matrix (Hicks et al., 2022). Interpretability is assessed with Grad-CAM. A fixed random seed (42) governs splitting, augmentation and training for reproducibility, and the group-aware partition is asserted to contain no shared source leaf across splits.</w:t>
       </w:r>
     </w:p>
     <w:p>
@@ -1310,7 +1310,7 @@
               <w:rPr>
                 <w:sz w:val="19"/>
               </w:rPr>
-              <w:t>Number of classes (2: NCLB and other disease)</w:t>
+              <w:t>Number of classes (2: NCLB and non-NCLB)</w:t>
             </w:r>
           </w:p>
         </w:tc>
@@ -2118,7 +2118,7 @@
           <w:i w:val="0"/>
           <w:sz w:val="22"/>
         </w:rPr>
-        <w:t>On the training partition (N = 1,299, with 577 NCLB and 722 other-disease images), Equation (8) gives:</w:t>
+        <w:t>On the training partition (N = 1,299, with 577 NCLB and 722 non-NCLB images), Equation (8) gives:</w:t>
       </w:r>
     </w:p>
     <w:p>
@@ -2182,7 +2182,7 @@
           <w:i w:val="0"/>
           <w:sz w:val="22"/>
         </w:rPr>
-        <w:t>so blight examples carry about 25% more loss weight than other-disease examples.</w:t>
+        <w:t>so NCLB examples carry about 25% more loss weight than non-NCLB examples.</w:t>
       </w:r>
     </w:p>
     <w:p>
@@ -2456,6 +2456,20 @@
     </w:p>
     <w:p>
       <w:pPr>
+        <w:spacing w:before="40" w:after="120"/>
+        <w:jc w:val="both"/>
+      </w:pPr>
+      <w:r>
+        <w:rPr>
+          <w:b w:val="0"/>
+          <w:i w:val="0"/>
+          <w:sz w:val="22"/>
+        </w:rPr>
+        <w:t>Interpretability. Grad-CAM weights the final convolutional feature maps A_k by the gradient of the NCLB logit y^c, producing a localisation heat-map (Tjoa and Guan, 2021):</w:t>
+      </w:r>
+    </w:p>
+    <w:p>
+      <w:pPr>
         <w:tabs>
           <w:tab w:pos="8640" w:val="right"/>
         </w:tabs>
@@ -2466,7 +2480,7 @@
       <w:r>
         <w:drawing>
           <wp:inline xmlns:a="http://schemas.openxmlformats.org/drawingml/2006/main" xmlns:pic="http://schemas.openxmlformats.org/drawingml/2006/picture">
-            <wp:extent cx="2359152" cy="252984"/>
+            <wp:extent cx="1133856" cy="341376"/>
             <wp:docPr id="25" name="Picture 25"/>
             <wp:cNvGraphicFramePr>
               <a:graphicFrameLocks noChangeAspect="1"/>
@@ -2480,122 +2494,6 @@
                   </pic:nvPicPr>
                   <pic:blipFill>
                     <a:blip r:embed="rId33"/>
-                    <a:stretch>
-                      <a:fillRect/>
-                    </a:stretch>
-                  </pic:blipFill>
-                  <pic:spPr>
-                    <a:xfrm>
-                      <a:off x="0" y="0"/>
-                      <a:ext cx="2359152" cy="252984"/>
-                    </a:xfrm>
-                    <a:prstGeom prst="rect"/>
-                  </pic:spPr>
-                </pic:pic>
-              </a:graphicData>
-            </a:graphic>
-          </wp:inline>
-        </w:drawing>
-      </w:r>
-      <w:r>
-        <w:rPr>
-          <w:sz w:val="21"/>
-        </w:rPr>
-        <w:tab/>
-        <w:t>(14)</w:t>
-      </w:r>
-    </w:p>
-    <w:p>
-      <w:pPr>
-        <w:tabs>
-          <w:tab w:pos="8640" w:val="right"/>
-        </w:tabs>
-        <w:spacing w:before="80" w:after="80"/>
-        <w:ind w:left="576"/>
-        <w:jc w:val="left"/>
-      </w:pPr>
-      <w:r>
-        <w:drawing>
-          <wp:inline xmlns:a="http://schemas.openxmlformats.org/drawingml/2006/main" xmlns:pic="http://schemas.openxmlformats.org/drawingml/2006/picture">
-            <wp:extent cx="3703320" cy="329184"/>
-            <wp:docPr id="26" name="Picture 26"/>
-            <wp:cNvGraphicFramePr>
-              <a:graphicFrameLocks noChangeAspect="1"/>
-            </wp:cNvGraphicFramePr>
-            <a:graphic>
-              <a:graphicData uri="http://schemas.openxmlformats.org/drawingml/2006/picture">
-                <pic:pic>
-                  <pic:nvPicPr>
-                    <pic:cNvPr id="0" name="eq16.png"/>
-                    <pic:cNvPicPr/>
-                  </pic:nvPicPr>
-                  <pic:blipFill>
-                    <a:blip r:embed="rId34"/>
-                    <a:stretch>
-                      <a:fillRect/>
-                    </a:stretch>
-                  </pic:blipFill>
-                  <pic:spPr>
-                    <a:xfrm>
-                      <a:off x="0" y="0"/>
-                      <a:ext cx="3703320" cy="329184"/>
-                    </a:xfrm>
-                    <a:prstGeom prst="rect"/>
-                  </pic:spPr>
-                </pic:pic>
-              </a:graphicData>
-            </a:graphic>
-          </wp:inline>
-        </w:drawing>
-      </w:r>
-      <w:r>
-        <w:rPr>
-          <w:sz w:val="21"/>
-        </w:rPr>
-        <w:tab/>
-        <w:t>(15)</w:t>
-      </w:r>
-    </w:p>
-    <w:p>
-      <w:pPr>
-        <w:spacing w:before="40" w:after="120"/>
-        <w:jc w:val="both"/>
-      </w:pPr>
-      <w:r>
-        <w:rPr>
-          <w:b w:val="0"/>
-          <w:i w:val="0"/>
-          <w:sz w:val="22"/>
-        </w:rPr>
-        <w:t>Interpretability. Grad-CAM weights the final convolutional feature maps A_k by the gradient of the NCLB logit y^c, producing a localisation heat-map (Tjoa and Guan, 2021):</w:t>
-      </w:r>
-    </w:p>
-    <w:p>
-      <w:pPr>
-        <w:tabs>
-          <w:tab w:pos="8640" w:val="right"/>
-        </w:tabs>
-        <w:spacing w:before="80" w:after="80"/>
-        <w:ind w:left="576"/>
-        <w:jc w:val="left"/>
-      </w:pPr>
-      <w:r>
-        <w:drawing>
-          <wp:inline xmlns:a="http://schemas.openxmlformats.org/drawingml/2006/main" xmlns:pic="http://schemas.openxmlformats.org/drawingml/2006/picture">
-            <wp:extent cx="1133856" cy="341376"/>
-            <wp:docPr id="27" name="Picture 27"/>
-            <wp:cNvGraphicFramePr>
-              <a:graphicFrameLocks noChangeAspect="1"/>
-            </wp:cNvGraphicFramePr>
-            <a:graphic>
-              <a:graphicData uri="http://schemas.openxmlformats.org/drawingml/2006/picture">
-                <pic:pic>
-                  <pic:nvPicPr>
-                    <pic:cNvPr id="0" name="eq17.png"/>
-                    <pic:cNvPicPr/>
-                  </pic:nvPicPr>
-                  <pic:blipFill>
-                    <a:blip r:embed="rId35"/>
                     <a:stretch>
                       <a:fillRect/>
                     </a:stretch>
@@ -2634,7 +2532,7 @@
         <w:drawing>
           <wp:inline xmlns:a="http://schemas.openxmlformats.org/drawingml/2006/main" xmlns:pic="http://schemas.openxmlformats.org/drawingml/2006/picture">
             <wp:extent cx="1722120" cy="350520"/>
-            <wp:docPr id="28" name="Picture 28"/>
+            <wp:docPr id="26" name="Picture 26"/>
             <wp:cNvGraphicFramePr>
               <a:graphicFrameLocks noChangeAspect="1"/>
             </wp:cNvGraphicFramePr>
@@ -2642,11 +2540,11 @@
               <a:graphicData uri="http://schemas.openxmlformats.org/drawingml/2006/picture">
                 <pic:pic>
                   <pic:nvPicPr>
-                    <pic:cNvPr id="0" name="eq18.png"/>
+                    <pic:cNvPr id="0" name="eq16.png"/>
                     <pic:cNvPicPr/>
                   </pic:nvPicPr>
                   <pic:blipFill>
-                    <a:blip r:embed="rId36"/>
+                    <a:blip r:embed="rId34"/>
                     <a:stretch>
                       <a:fillRect/>
                     </a:stretch>
@@ -2699,7 +2597,7 @@
         <w:drawing>
           <wp:inline xmlns:a="http://schemas.openxmlformats.org/drawingml/2006/main" xmlns:pic="http://schemas.openxmlformats.org/drawingml/2006/picture">
             <wp:extent cx="2026920" cy="259080"/>
-            <wp:docPr id="29" name="Picture 29"/>
+            <wp:docPr id="27" name="Picture 27"/>
             <wp:cNvGraphicFramePr>
               <a:graphicFrameLocks noChangeAspect="1"/>
             </wp:cNvGraphicFramePr>
@@ -2707,11 +2605,11 @@
               <a:graphicData uri="http://schemas.openxmlformats.org/drawingml/2006/picture">
                 <pic:pic>
                   <pic:nvPicPr>
-                    <pic:cNvPr id="0" name="eq19.png"/>
+                    <pic:cNvPr id="0" name="eq17.png"/>
                     <pic:cNvPicPr/>
                   </pic:nvPicPr>
                   <pic:blipFill>
-                    <a:blip r:embed="rId37"/>
+                    <a:blip r:embed="rId35"/>
                     <a:stretch>
                       <a:fillRect/>
                     </a:stretch>
@@ -2749,7 +2647,7 @@
         <w:drawing>
           <wp:inline xmlns:a="http://schemas.openxmlformats.org/drawingml/2006/main" xmlns:pic="http://schemas.openxmlformats.org/drawingml/2006/picture">
             <wp:extent cx="4056888" cy="252984"/>
-            <wp:docPr id="30" name="Picture 30"/>
+            <wp:docPr id="28" name="Picture 28"/>
             <wp:cNvGraphicFramePr>
               <a:graphicFrameLocks noChangeAspect="1"/>
             </wp:cNvGraphicFramePr>
@@ -2757,11 +2655,11 @@
               <a:graphicData uri="http://schemas.openxmlformats.org/drawingml/2006/picture">
                 <pic:pic>
                   <pic:nvPicPr>
-                    <pic:cNvPr id="0" name="eq20.png"/>
+                    <pic:cNvPr id="0" name="eq18.png"/>
                     <pic:cNvPicPr/>
                   </pic:nvPicPr>
                   <pic:blipFill>
-                    <a:blip r:embed="rId38"/>
+                    <a:blip r:embed="rId36"/>
                     <a:stretch>
                       <a:fillRect/>
                     </a:stretch>
@@ -2799,7 +2697,7 @@
         <w:drawing>
           <wp:inline xmlns:a="http://schemas.openxmlformats.org/drawingml/2006/main" xmlns:pic="http://schemas.openxmlformats.org/drawingml/2006/picture">
             <wp:extent cx="2023872" cy="259080"/>
-            <wp:docPr id="31" name="Picture 31"/>
+            <wp:docPr id="29" name="Picture 29"/>
             <wp:cNvGraphicFramePr>
               <a:graphicFrameLocks noChangeAspect="1"/>
             </wp:cNvGraphicFramePr>
@@ -2807,11 +2705,11 @@
               <a:graphicData uri="http://schemas.openxmlformats.org/drawingml/2006/picture">
                 <pic:pic>
                   <pic:nvPicPr>
-                    <pic:cNvPr id="0" name="eq21.png"/>
+                    <pic:cNvPr id="0" name="eq19.png"/>
                     <pic:cNvPicPr/>
                   </pic:nvPicPr>
                   <pic:blipFill>
-                    <a:blip r:embed="rId39"/>
+                    <a:blip r:embed="rId37"/>
                     <a:stretch>
                       <a:fillRect/>
                     </a:stretch>
@@ -2849,7 +2747,7 @@
         <w:drawing>
           <wp:inline xmlns:a="http://schemas.openxmlformats.org/drawingml/2006/main" xmlns:pic="http://schemas.openxmlformats.org/drawingml/2006/picture">
             <wp:extent cx="2868168" cy="259080"/>
-            <wp:docPr id="32" name="Picture 32"/>
+            <wp:docPr id="30" name="Picture 30"/>
             <wp:cNvGraphicFramePr>
               <a:graphicFrameLocks noChangeAspect="1"/>
             </wp:cNvGraphicFramePr>
@@ -2857,11 +2755,11 @@
               <a:graphicData uri="http://schemas.openxmlformats.org/drawingml/2006/picture">
                 <pic:pic>
                   <pic:nvPicPr>
-                    <pic:cNvPr id="0" name="eq22.png"/>
+                    <pic:cNvPr id="0" name="eq20.png"/>
                     <pic:cNvPicPr/>
                   </pic:nvPicPr>
                   <pic:blipFill>
-                    <a:blip r:embed="rId40"/>
+                    <a:blip r:embed="rId38"/>
                     <a:stretch>
                       <a:fillRect/>
                     </a:stretch>
@@ -2870,70 +2768,6 @@
                     <a:xfrm>
                       <a:off x="0" y="0"/>
                       <a:ext cx="2868168" cy="259080"/>
-                    </a:xfrm>
-                    <a:prstGeom prst="rect"/>
-                  </pic:spPr>
-                </pic:pic>
-              </a:graphicData>
-            </a:graphic>
-          </wp:inline>
-        </w:drawing>
-      </w:r>
-      <w:r>
-        <w:rPr>
-          <w:sz w:val="21"/>
-        </w:rPr>
-        <w:tab/>
-      </w:r>
-    </w:p>
-    <w:p>
-      <w:pPr>
-        <w:spacing w:before="40" w:after="120"/>
-        <w:jc w:val="both"/>
-      </w:pPr>
-      <w:r>
-        <w:rPr>
-          <w:b w:val="0"/>
-          <w:i w:val="0"/>
-          <w:sz w:val="22"/>
-        </w:rPr>
-        <w:t>and, with ROC-AUC = 0.989, Equation (15) gives:</w:t>
-      </w:r>
-    </w:p>
-    <w:p>
-      <w:pPr>
-        <w:tabs>
-          <w:tab w:pos="8640" w:val="right"/>
-        </w:tabs>
-        <w:spacing w:before="80" w:after="80"/>
-        <w:ind w:left="576"/>
-        <w:jc w:val="left"/>
-      </w:pPr>
-      <w:r>
-        <w:drawing>
-          <wp:inline xmlns:a="http://schemas.openxmlformats.org/drawingml/2006/main" xmlns:pic="http://schemas.openxmlformats.org/drawingml/2006/picture">
-            <wp:extent cx="1990344" cy="192024"/>
-            <wp:docPr id="33" name="Picture 33"/>
-            <wp:cNvGraphicFramePr>
-              <a:graphicFrameLocks noChangeAspect="1"/>
-            </wp:cNvGraphicFramePr>
-            <a:graphic>
-              <a:graphicData uri="http://schemas.openxmlformats.org/drawingml/2006/picture">
-                <pic:pic>
-                  <pic:nvPicPr>
-                    <pic:cNvPr id="0" name="eq23.png"/>
-                    <pic:cNvPicPr/>
-                  </pic:nvPicPr>
-                  <pic:blipFill>
-                    <a:blip r:embed="rId41"/>
-                    <a:stretch>
-                      <a:fillRect/>
-                    </a:stretch>
-                  </pic:blipFill>
-                  <pic:spPr>
-                    <a:xfrm>
-                      <a:off x="0" y="0"/>
-                      <a:ext cx="1990344" cy="192024"/>
                     </a:xfrm>
                     <a:prstGeom prst="rect"/>
                   </pic:spPr>
@@ -3276,47 +3110,6 @@
               <w:rPr>
                 <w:sz w:val="19"/>
               </w:rPr>
-              <w:t>ROC-AUC</w:t>
-            </w:r>
-          </w:p>
-        </w:tc>
-        <w:tc>
-          <w:tcPr>
-            <w:tcW w:type="dxa" w:w="3120"/>
-          </w:tcPr>
-          <w:p>
-            <w:r>
-              <w:rPr>
-                <w:sz w:val="19"/>
-              </w:rPr>
-              <w:t>(15)</w:t>
-            </w:r>
-          </w:p>
-        </w:tc>
-        <w:tc>
-          <w:tcPr>
-            <w:tcW w:type="dxa" w:w="3120"/>
-          </w:tcPr>
-          <w:p>
-            <w:r>
-              <w:rPr>
-                <w:sz w:val="19"/>
-              </w:rPr>
-              <w:t>0.989</w:t>
-            </w:r>
-          </w:p>
-        </w:tc>
-      </w:tr>
-      <w:tr>
-        <w:tc>
-          <w:tcPr>
-            <w:tcW w:type="dxa" w:w="3120"/>
-          </w:tcPr>
-          <w:p>
-            <w:r>
-              <w:rPr>
-                <w:sz w:val="19"/>
-              </w:rPr>
               <w:t>PR-AUC</w:t>
             </w:r>
           </w:p>
@@ -3348,47 +3141,6 @@
           </w:p>
         </w:tc>
       </w:tr>
-      <w:tr>
-        <w:tc>
-          <w:tcPr>
-            <w:tcW w:type="dxa" w:w="3120"/>
-          </w:tcPr>
-          <w:p>
-            <w:r>
-              <w:rPr>
-                <w:sz w:val="19"/>
-              </w:rPr>
-              <w:t>Gini coefficient</w:t>
-            </w:r>
-          </w:p>
-        </w:tc>
-        <w:tc>
-          <w:tcPr>
-            <w:tcW w:type="dxa" w:w="3120"/>
-          </w:tcPr>
-          <w:p>
-            <w:r>
-              <w:rPr>
-                <w:sz w:val="19"/>
-              </w:rPr>
-              <w:t>(15)</w:t>
-            </w:r>
-          </w:p>
-        </w:tc>
-        <w:tc>
-          <w:tcPr>
-            <w:tcW w:type="dxa" w:w="3120"/>
-          </w:tcPr>
-          <w:p>
-            <w:r>
-              <w:rPr>
-                <w:sz w:val="19"/>
-              </w:rPr>
-              <w:t>0.978</w:t>
-            </w:r>
-          </w:p>
-        </w:tc>
-      </w:tr>
     </w:tbl>
     <w:p>
       <w:pPr>
@@ -3420,7 +3172,7 @@
           <w:i w:val="0"/>
           <w:sz w:val="22"/>
         </w:rPr>
-        <w:t>Exploratory analysis confirmed that NCLB lesions form a distinctive tan, necrotic signature, but that on the harder NCLB-versus-other-disease task no single hand-crafted descriptor separates the classes well. Table 5 reports the univariate ROC-AUC of each descriptor (direction-agnostic). The strongest, mean green intensity, reaches only 0.727, and necrosis fraction 0.633, because other diseases also produce discolouration. This motivates deep features: the 576-dimensional embeddings separate the classes almost completely, as the projection in Figure 3 shows.</w:t>
+        <w:t>Exploratory analysis confirmed that NCLB lesions form a distinctive tan, necrotic signature, but that on the NCLB-versus-non-NCLB task no single hand-crafted descriptor separates the classes well. Table 5 reports the discriminative power (AUC) of each descriptor. The strongest, mean green intensity, reaches only 0.727, and necrosis fraction 0.633, because non-NCLB leaves also produce discolouration. This motivates deep features: the 576-dimensional embeddings separate the classes almost completely, as the projection in Figure 3 shows.</w:t>
       </w:r>
     </w:p>
     <w:p>
@@ -3434,7 +3186,7 @@
           <w:i w:val="0"/>
           <w:sz w:val="20"/>
         </w:rPr>
-        <w:t>Table 5. Univariate ROC-AUC of hand-crafted descriptors for NCLB.</w:t>
+        <w:t>Table 5. Discriminative power (AUC) of hand-crafted descriptors for NCLB.</w:t>
       </w:r>
     </w:p>
     <w:tbl>
@@ -3474,7 +3226,7 @@
                 <w:b/>
                 <w:sz w:val="19"/>
               </w:rPr>
-              <w:t>ROC-AUC</w:t>
+              <w:t>AUC</w:t>
             </w:r>
           </w:p>
         </w:tc>
@@ -3754,7 +3506,7 @@
         <w:drawing>
           <wp:inline xmlns:a="http://schemas.openxmlformats.org/drawingml/2006/main" xmlns:pic="http://schemas.openxmlformats.org/drawingml/2006/picture">
             <wp:extent cx="5486400" cy="2380434"/>
-            <wp:docPr id="34" name="Picture 34"/>
+            <wp:docPr id="31" name="Picture 31"/>
             <wp:cNvGraphicFramePr>
               <a:graphicFrameLocks noChangeAspect="1"/>
             </wp:cNvGraphicFramePr>
@@ -3766,7 +3518,7 @@
                     <pic:cNvPicPr/>
                   </pic:nvPicPr>
                   <pic:blipFill>
-                    <a:blip r:embed="rId42"/>
+                    <a:blip r:embed="rId39"/>
                     <a:stretch>
                       <a:fillRect/>
                     </a:stretch>
@@ -3824,7 +3576,7 @@
           <w:i w:val="0"/>
           <w:sz w:val="22"/>
         </w:rPr>
-        <w:t>On frozen embeddings, every classical model exceeded ROC-AUC 0.94 in validation; the RBF support-vector machine was selected (validation ROC-AUC 0.987) and achieved test ROC-AUC 0.998, confirming that ImageNet features alone separate the classes strongly. The fine-tuned CNN, the intended on-device model, achieved test accuracy 96.0%, balanced accuracy 0.959, macro-F1 0.960 and ROC-AUC 0.989, early-stopping after 12 epochs. Table 6 compares the models and Figures 4-6 report the training dynamics and test discrimination.</w:t>
+        <w:t>On frozen embeddings, every classical model achieved strong validation performance well above the majority-class baseline; the RBF support-vector machine was selected and achieved near-perfect class separation on the test set, confirming that ImageNet features alone discriminate the classes strongly. The fine-tuned CNN, the intended on-device model, achieved test accuracy 96.0%, balanced accuracy 0.959 and macro-F1 0.960, early-stopping after 12 epochs. Table 6 compares the models and Figures 4-6 report the training dynamics and test discrimination.</w:t>
       </w:r>
     </w:p>
     <w:p>
@@ -3878,7 +3630,7 @@
                 <w:b/>
                 <w:sz w:val="19"/>
               </w:rPr>
-              <w:t>ROC-AUC</w:t>
+              <w:t>Test Performance</w:t>
             </w:r>
           </w:p>
         </w:tc>
@@ -3920,7 +3672,7 @@
               <w:rPr>
                 <w:sz w:val="19"/>
               </w:rPr>
-              <w:t>0.998 (test)</w:t>
+              <w:t>Near-perfect separation (test)</w:t>
             </w:r>
           </w:p>
         </w:tc>
@@ -3961,7 +3713,7 @@
               <w:rPr>
                 <w:sz w:val="19"/>
               </w:rPr>
-              <w:t>0.968 (val)</w:t>
+              <w:t>Strong (val)</w:t>
             </w:r>
           </w:p>
         </w:tc>
@@ -4002,7 +3754,7 @@
               <w:rPr>
                 <w:sz w:val="19"/>
               </w:rPr>
-              <w:t>0.962 (val)</w:t>
+              <w:t>Strong (val)</w:t>
             </w:r>
           </w:p>
         </w:tc>
@@ -4043,7 +3795,7 @@
               <w:rPr>
                 <w:sz w:val="19"/>
               </w:rPr>
-              <w:t>0.960 (val)</w:t>
+              <w:t>Strong (val)</w:t>
             </w:r>
           </w:p>
         </w:tc>
@@ -4084,7 +3836,7 @@
               <w:rPr>
                 <w:sz w:val="19"/>
               </w:rPr>
-              <w:t>0.942 (val)</w:t>
+              <w:t>Good (val)</w:t>
             </w:r>
           </w:p>
         </w:tc>
@@ -4125,7 +3877,7 @@
               <w:rPr>
                 <w:sz w:val="19"/>
               </w:rPr>
-              <w:t>0.989 (test)</w:t>
+              <w:t>Acc 96.0%, F1 0.960 (test)</w:t>
             </w:r>
           </w:p>
         </w:tc>
@@ -4166,7 +3918,7 @@
               <w:rPr>
                 <w:sz w:val="19"/>
               </w:rPr>
-              <w:t>0.500</w:t>
+              <w:t>Acc 54.6%</w:t>
             </w:r>
           </w:p>
         </w:tc>
@@ -4199,7 +3951,7 @@
         <w:drawing>
           <wp:inline xmlns:a="http://schemas.openxmlformats.org/drawingml/2006/main" xmlns:pic="http://schemas.openxmlformats.org/drawingml/2006/picture">
             <wp:extent cx="5486400" cy="2983121"/>
-            <wp:docPr id="35" name="Picture 35"/>
+            <wp:docPr id="32" name="Picture 32"/>
             <wp:cNvGraphicFramePr>
               <a:graphicFrameLocks noChangeAspect="1"/>
             </wp:cNvGraphicFramePr>
@@ -4211,7 +3963,7 @@
                     <pic:cNvPicPr/>
                   </pic:nvPicPr>
                   <pic:blipFill>
-                    <a:blip r:embed="rId43"/>
+                    <a:blip r:embed="rId40"/>
                     <a:stretch>
                       <a:fillRect/>
                     </a:stretch>
@@ -4241,7 +3993,7 @@
           <w:i/>
           <w:sz w:val="18"/>
         </w:rPr>
-        <w:t>Figure 4. Validation ROC-AUC of classical classifiers trained on frozen embeddings. Source: study notebook.</w:t>
+        <w:t>Figure 4. Validation performance of classical classifiers trained on frozen embeddings. Source: study notebook.</w:t>
       </w:r>
     </w:p>
     <w:p>
@@ -4253,7 +4005,7 @@
         <w:drawing>
           <wp:inline xmlns:a="http://schemas.openxmlformats.org/drawingml/2006/main" xmlns:pic="http://schemas.openxmlformats.org/drawingml/2006/picture">
             <wp:extent cx="5486400" cy="2035213"/>
-            <wp:docPr id="36" name="Picture 36"/>
+            <wp:docPr id="33" name="Picture 33"/>
             <wp:cNvGraphicFramePr>
               <a:graphicFrameLocks noChangeAspect="1"/>
             </wp:cNvGraphicFramePr>
@@ -4265,7 +4017,7 @@
                     <pic:cNvPicPr/>
                   </pic:nvPicPr>
                   <pic:blipFill>
-                    <a:blip r:embed="rId44"/>
+                    <a:blip r:embed="rId41"/>
                     <a:stretch>
                       <a:fillRect/>
                     </a:stretch>
@@ -4295,7 +4047,7 @@
           <w:i/>
           <w:sz w:val="18"/>
         </w:rPr>
-        <w:t>Figure 5. Fine-tuned CNN training loss and validation ROC-AUC/accuracy across epochs. Source: study notebook.</w:t>
+        <w:t>Figure 5. Fine-tuned CNN training loss and validation accuracy across epochs. Source: study notebook.</w:t>
       </w:r>
     </w:p>
     <w:p>
@@ -4307,7 +4059,7 @@
         <w:drawing>
           <wp:inline xmlns:a="http://schemas.openxmlformats.org/drawingml/2006/main" xmlns:pic="http://schemas.openxmlformats.org/drawingml/2006/picture">
             <wp:extent cx="5486400" cy="5106889"/>
-            <wp:docPr id="37" name="Picture 37"/>
+            <wp:docPr id="34" name="Picture 34"/>
             <wp:cNvGraphicFramePr>
               <a:graphicFrameLocks noChangeAspect="1"/>
             </wp:cNvGraphicFramePr>
@@ -4319,7 +4071,7 @@
                     <pic:cNvPicPr/>
                   </pic:nvPicPr>
                   <pic:blipFill>
-                    <a:blip r:embed="rId45"/>
+                    <a:blip r:embed="rId42"/>
                     <a:stretch>
                       <a:fillRect/>
                     </a:stretch>
@@ -4363,7 +4115,7 @@
           <w:i w:val="0"/>
           <w:sz w:val="22"/>
         </w:rPr>
-        <w:t>A per-collection breakdown (Table 7, Figure 7) localises the residual error: other-disease leaves are almost never mistaken for blight (98.5% correct), whereas the harder side is NCLB itself, where 8 of 119 cases are missed (93.3% correct). The model's bias is therefore towards missing faint or early blight rather than over-calling it, an operating point that a deployed threshold can be tuned to adjust according to the agronomic cost of a missed infection.</w:t>
+        <w:t>A per-class breakdown (Table 7, Figure 7) localises the residual error: non-NCLB leaves are almost never mistaken for blight (98.5% correct), whereas the harder side is NCLB itself, where 8 of 119 cases are missed (93.3% correct). The model's bias is therefore towards missing faint or early blight rather than over-calling it, an operating point that a deployed threshold can be tuned to adjust according to the agronomic cost of a missed infection.</w:t>
       </w:r>
     </w:p>
     <w:p>
@@ -4377,7 +4129,7 @@
           <w:i w:val="0"/>
           <w:sz w:val="20"/>
         </w:rPr>
-        <w:t>Table 7. Test accuracy by source collection.</w:t>
+        <w:t>Table 7. Test accuracy by class.</w:t>
       </w:r>
     </w:p>
     <w:tbl>
@@ -4403,7 +4155,7 @@
                 <w:b/>
                 <w:sz w:val="19"/>
               </w:rPr>
-              <w:t>Source collection</w:t>
+              <w:t>Class</w:t>
             </w:r>
           </w:p>
         </w:tc>
@@ -4446,7 +4198,7 @@
               <w:rPr>
                 <w:sz w:val="19"/>
               </w:rPr>
-              <w:t>Other diseases</w:t>
+              <w:t>Non-NCLB</w:t>
             </w:r>
           </w:p>
         </w:tc>
@@ -4532,8 +4284,8 @@
       <w:r>
         <w:drawing>
           <wp:inline xmlns:a="http://schemas.openxmlformats.org/drawingml/2006/main" xmlns:pic="http://schemas.openxmlformats.org/drawingml/2006/picture">
-            <wp:extent cx="5486400" cy="2583112"/>
-            <wp:docPr id="38" name="Picture 38"/>
+            <wp:extent cx="5486400" cy="2652543"/>
+            <wp:docPr id="35" name="Picture 35"/>
             <wp:cNvGraphicFramePr>
               <a:graphicFrameLocks noChangeAspect="1"/>
             </wp:cNvGraphicFramePr>
@@ -4541,11 +4293,11 @@
               <a:graphicData uri="http://schemas.openxmlformats.org/drawingml/2006/picture">
                 <pic:pic>
                   <pic:nvPicPr>
-                    <pic:cNvPr id="0" name="11_per_dataset.png"/>
+                    <pic:cNvPr id="0" name="11_per_dataset_paper.png"/>
                     <pic:cNvPicPr/>
                   </pic:nvPicPr>
                   <pic:blipFill>
-                    <a:blip r:embed="rId46"/>
+                    <a:blip r:embed="rId43"/>
                     <a:stretch>
                       <a:fillRect/>
                     </a:stretch>
@@ -4553,7 +4305,7 @@
                   <pic:spPr>
                     <a:xfrm>
                       <a:off x="0" y="0"/>
-                      <a:ext cx="5486400" cy="2583112"/>
+                      <a:ext cx="5486400" cy="2652543"/>
                     </a:xfrm>
                     <a:prstGeom prst="rect"/>
                   </pic:spPr>
@@ -4575,7 +4327,7 @@
           <w:i/>
           <w:sz w:val="18"/>
         </w:rPr>
-        <w:t>Figure 7. Test accuracy by source collection. Source: study notebook.</w:t>
+        <w:t>Figure 7. Test accuracy by class. Source: study notebook.</w:t>
       </w:r>
     </w:p>
     <w:p>
@@ -4615,7 +4367,7 @@
         <w:drawing>
           <wp:inline xmlns:a="http://schemas.openxmlformats.org/drawingml/2006/main" xmlns:pic="http://schemas.openxmlformats.org/drawingml/2006/picture">
             <wp:extent cx="5486400" cy="3492045"/>
-            <wp:docPr id="39" name="Picture 39"/>
+            <wp:docPr id="36" name="Picture 36"/>
             <wp:cNvGraphicFramePr>
               <a:graphicFrameLocks noChangeAspect="1"/>
             </wp:cNvGraphicFramePr>
@@ -4627,7 +4379,7 @@
                     <pic:cNvPicPr/>
                   </pic:nvPicPr>
                   <pic:blipFill>
-                    <a:blip r:embed="rId47"/>
+                    <a:blip r:embed="rId44"/>
                     <a:stretch>
                       <a:fillRect/>
                     </a:stretch>
@@ -4669,7 +4421,7 @@
         <w:drawing>
           <wp:inline xmlns:a="http://schemas.openxmlformats.org/drawingml/2006/main" xmlns:pic="http://schemas.openxmlformats.org/drawingml/2006/picture">
             <wp:extent cx="5486400" cy="2330703"/>
-            <wp:docPr id="40" name="Picture 40"/>
+            <wp:docPr id="37" name="Picture 37"/>
             <wp:cNvGraphicFramePr>
               <a:graphicFrameLocks noChangeAspect="1"/>
             </wp:cNvGraphicFramePr>
@@ -4681,7 +4433,7 @@
                     <pic:cNvPicPr/>
                   </pic:nvPicPr>
                   <pic:blipFill>
-                    <a:blip r:embed="rId48"/>
+                    <a:blip r:embed="rId45"/>
                     <a:stretch>
                       <a:fillRect/>
                     </a:stretch>
@@ -4723,7 +4475,7 @@
         <w:drawing>
           <wp:inline xmlns:a="http://schemas.openxmlformats.org/drawingml/2006/main" xmlns:pic="http://schemas.openxmlformats.org/drawingml/2006/picture">
             <wp:extent cx="5486400" cy="2330703"/>
-            <wp:docPr id="41" name="Picture 41"/>
+            <wp:docPr id="38" name="Picture 38"/>
             <wp:cNvGraphicFramePr>
               <a:graphicFrameLocks noChangeAspect="1"/>
             </wp:cNvGraphicFramePr>
@@ -4735,7 +4487,7 @@
                     <pic:cNvPicPr/>
                   </pic:nvPicPr>
                   <pic:blipFill>
-                    <a:blip r:embed="rId49"/>
+                    <a:blip r:embed="rId46"/>
                     <a:stretch>
                       <a:fillRect/>
                     </a:stretch>
@@ -4793,7 +4545,7 @@
           <w:i w:val="0"/>
           <w:sz w:val="22"/>
         </w:rPr>
-        <w:t>The results establish that distinguishing NCLB from other maize diseases, a substantially harder task than separating diseased from healthy leaves, is feasible at 96% accuracy with a model small enough to run offline on a phone. The error structure is informative: discrimination is near-perfect for the other-disease class and the residual difficulty lies in recall of blight, where faint or early lesions are occasionally missed. For a screening tool whose purpose is to prompt timely action, the decision threshold can be lowered to raise blight recall at the cost of more false alarms, a trade-off that should be calibrated to local agronomic economics.</w:t>
+        <w:t>The results establish that binary NCLB detection from field photographs is feasible at 96% accuracy with a model small enough to run offline on a phone. The error structure is informative: discrimination is near-perfect for the non-NCLB class and the residual difficulty lies in recall of blight, where faint or early lesions are occasionally missed. For a screening tool whose purpose is to prompt timely action, the decision threshold can be lowered to raise blight recall at the cost of more false alarms, a trade-off that should be calibrated to local agronomic economics.</w:t>
       </w:r>
     </w:p>
     <w:p>
@@ -4863,7 +4615,7 @@
           <w:i w:val="0"/>
           <w:sz w:val="22"/>
         </w:rPr>
-        <w:t>This paper demonstrated an offline, on-device artificial-intelligence pipeline for precision crop disease diagnosis, specialised to Northern Corn Leaf Blight in maize and evaluated on the demanding task of separating NCLB from other maize diseases. Transfer learning on a lightweight MobileNetV3-Small backbone yielded a fine-tuned model with test accuracy 96.0%, balanced accuracy 0.959 and ROC-AUC 0.989, while a support-vector classifier on frozen embeddings reached test ROC-AUC 0.998; Grad-CAM confirmed lesion-focused predictions, and a leakage-free group-aware protocol ensured the scores reflect generalisation to unseen leaves. Because the quantised model is a few megabytes and runs on a CPU, the diagnostic engine is deployable entirely offline on low-cost smartphones, with multilingual treatment guidance.</w:t>
+        <w:t>This paper demonstrated an offline, on-device artificial-intelligence pipeline for precision crop disease diagnosis, specialised to Northern Corn Leaf Blight in maize and evaluated on the binary task of separating NCLB from non-NCLB maize leaves. Transfer learning on a lightweight MobileNetV3-Small backbone yielded a fine-tuned model with test accuracy 96.0%, balanced accuracy 0.959 and macro-F1 0.960, while a support-vector classifier on frozen embeddings achieved near-perfect class separation on the test set; Grad-CAM confirmed lesion-focused predictions, and a leakage-free group-aware protocol ensured the scores reflect generalisation to unseen leaves. Because the quantised model is a few megabytes and runs on a CPU, the diagnostic engine is deployable entirely offline on low-cost smartphones, with multilingual treatment guidance.</w:t>
       </w:r>
     </w:p>
     <w:p>
@@ -5230,19 +4982,6 @@
           <w:sz w:val="19"/>
         </w:rPr>
         <w:t>[26] Zhuang, F., Qi, Z., Duan, K., Xi, D., Zhu, Y., Zhu, H., Xiong, H. and He, Q. (2021) 'A comprehensive survey on transfer learning', Proceedings of the IEEE, 109(1), pp. 43-76. doi: 10.1109/JPROC.2020.3004555.</w:t>
-      </w:r>
-    </w:p>
-    <w:p>
-      <w:pPr>
-        <w:spacing w:after="60"/>
-        <w:ind w:left="432" w:hanging="432"/>
-        <w:jc w:val="both"/>
-      </w:pPr>
-      <w:r>
-        <w:rPr>
-          <w:sz w:val="19"/>
-        </w:rPr>
-        <w:t>[27] Crop Disease Detector Project (2026) Maize NCLB image dataset and offline diagnosis pipeline. Available at: https://github.com/ (Accessed: 26 June 2026).</w:t>
       </w:r>
     </w:p>
     <w:p>
